--- a/7_semester/Методы и средства проектирования/ЛР4/ЛР4_Отчет_Буренков_МиСП.docx
+++ b/7_semester/Методы и средства проектирования/ЛР4/ЛР4_Отчет_Буренков_МиСП.docx
@@ -1309,7 +1309,7 @@
           <w:sz w:val="28"/>
         </w:rPr>
         <w:tab/>
-        <w:t>9</w:t>
+        <w:t>6</w:t>
       </w:r>
     </w:p>
     <w:p>
@@ -1342,7 +1342,7 @@
           <w:i w:val="0"/>
           <w:sz w:val="28"/>
         </w:rPr>
-        <w:t>Получить навык фрагментации таблицы «Студент» по факультету и разбора конфликта по одной и той же конференции, изменённой в центре и на узле.</w:t>
+        <w:t>Получить навык фрагментации таблицы «Студент» по факультету в PostgreSQL и разбора конфликта по одной и той же конференции, изменённой в центре и на узле.</w:t>
       </w:r>
     </w:p>
     <w:p>
@@ -1375,7 +1375,7 @@
           <w:i w:val="0"/>
           <w:sz w:val="28"/>
         </w:rPr>
-        <w:t>Разделить данные варианта 5 так, чтобы на узел факультета попадали только его студенты. Смоделировать конфликт двух правок одной строки и показать, как сервер его объявляет и как правка выравнивается. Блоки вставляются в редактор SQL по очереди: следующий начинается, когда предыдущий уже выполнен.</w:t>
+        <w:t>Разделить данные варианта 5 так, чтобы на узел факультета попадали только его студенты. Смоделировать конфликт двух правок одной строки и показать, как сервер его объявляет и как правка выравнивается. Запросы выполняются отдельными блоками.</w:t>
       </w:r>
     </w:p>
     <w:p>
@@ -1408,7 +1408,7 @@
           <w:i w:val="0"/>
           <w:sz w:val="28"/>
         </w:rPr>
-        <w:t>Среда работы — PostgreSQL. Центр находится в схеме office, узел факультета 4 — в схеме node4. Триггер frag копирует студента только при факультете 4. Строка другого факультета остаётся в центре. Конференция копируется на обе стороны заранее, затем названия расходятся. Сверка поднимает исключение, пока тексты разные, и проходит, когда на узле оставлено название центра.</w:t>
+        <w:t>Среда работы — PostgreSQL. Центр находится в схеме office, узел факультета 4 — в схеме node4. На узел копируется только студент факультета 4. Конференция 7 сначала одинакова на обеих сторонах, затем названия расходятся. Сверка поднимает исключение, пока тексты разные, и проходит, когда на узле оставлено название центра.</w:t>
       </w:r>
     </w:p>
     <w:p>
@@ -1424,7 +1424,7 @@
           <w:i w:val="0"/>
           <w:sz w:val="28"/>
         </w:rPr>
-        <w:t>3.1 Блок A. Фрагмент</w:t>
+        <w:t>3.1 Фрагмент факультета 4</w:t>
       </w:r>
     </w:p>
     <w:p>
@@ -1440,7 +1440,7 @@
           <w:i w:val="0"/>
           <w:sz w:val="28"/>
         </w:rPr>
-        <w:t>Блок создаёт обе схемы, таблицы студентов и конференций и триггер фрагмента. На первом запуске DROP сообщает, что схем ещё нет.</w:t>
+        <w:t>Отбор фрагмента сидит в триггере вставки:</w:t>
       </w:r>
     </w:p>
     <w:p>
@@ -1456,7 +1456,7 @@
           <w:i w:val="0"/>
           <w:sz w:val="28"/>
         </w:rPr>
-        <w:t>DROP SCHEMA IF EXISTS node4 CASCADE;</w:t>
+        <w:t>IF NEW."Факультет" = 4 THEN</w:t>
       </w:r>
     </w:p>
     <w:p>
@@ -1472,7 +1472,7 @@
           <w:i w:val="0"/>
           <w:sz w:val="28"/>
         </w:rPr>
-        <w:t>DROP SCHEMA IF EXISTS office CASCADE;</w:t>
+        <w:t xml:space="preserve">    INSERT INTO node4."Студент" ("ID", "ФИО", "Факультет")</w:t>
       </w:r>
     </w:p>
     <w:p>
@@ -1488,7 +1488,7 @@
           <w:i w:val="0"/>
           <w:sz w:val="28"/>
         </w:rPr>
-        <w:t xml:space="preserve"> </w:t>
+        <w:t xml:space="preserve">    VALUES (NEW."ID", NEW."ФИО", NEW."Факультет");</w:t>
       </w:r>
     </w:p>
     <w:p>
@@ -1504,14 +1504,14 @@
           <w:i w:val="0"/>
           <w:sz w:val="28"/>
         </w:rPr>
-        <w:t>CREATE SCHEMA office;</w:t>
-      </w:r>
-    </w:p>
-    <w:p>
-      <w:pPr>
-        <w:spacing w:line="240" w:lineRule="auto" w:before="0" w:after="0"/>
-        <w:ind w:firstLine="0" w:left="0"/>
-        <w:jc w:val="left"/>
+        <w:t>END IF;</w:t>
+      </w:r>
+    </w:p>
+    <w:p>
+      <w:pPr>
+        <w:spacing w:line="360" w:lineRule="auto" w:before="0" w:after="0"/>
+        <w:ind w:firstLine="709" w:left="0"/>
+        <w:jc w:val="both"/>
       </w:pPr>
       <w:r>
         <w:rPr>
@@ -1520,14 +1520,55 @@
           <w:i w:val="0"/>
           <w:sz w:val="28"/>
         </w:rPr>
-        <w:t>CREATE SCHEMA node4;</w:t>
+        <w:t>Иванов Иван относится к факультету 1, Сидорова Анна — к факультету 4. На рисунке 1 в центре две строки. На рисунке 2 на узле одна: только факультет 4. Сводка приведена в таблице 1.</w:t>
       </w:r>
     </w:p>
     <w:p>
       <w:pPr>
         <w:spacing w:line="240" w:lineRule="auto" w:before="0" w:after="0"/>
         <w:ind w:firstLine="0" w:left="0"/>
-        <w:jc w:val="left"/>
+        <w:jc w:val="center"/>
+      </w:pPr>
+      <w:r>
+        <w:drawing>
+          <wp:inline xmlns:a="http://schemas.openxmlformats.org/drawingml/2006/main" xmlns:pic="http://schemas.openxmlformats.org/drawingml/2006/picture">
+            <wp:extent cx="5580000" cy="855411"/>
+            <wp:docPr id="1" name="Picture 1"/>
+            <wp:cNvGraphicFramePr>
+              <a:graphicFrameLocks noChangeAspect="1"/>
+            </wp:cNvGraphicFramePr>
+            <a:graphic>
+              <a:graphicData uri="http://schemas.openxmlformats.org/drawingml/2006/picture">
+                <pic:pic>
+                  <pic:nvPicPr>
+                    <pic:cNvPr id="0" name="center.png"/>
+                    <pic:cNvPicPr/>
+                  </pic:nvPicPr>
+                  <pic:blipFill>
+                    <a:blip r:embed="rId13"/>
+                    <a:stretch>
+                      <a:fillRect/>
+                    </a:stretch>
+                  </pic:blipFill>
+                  <pic:spPr>
+                    <a:xfrm>
+                      <a:off x="0" y="0"/>
+                      <a:ext cx="5580000" cy="855411"/>
+                    </a:xfrm>
+                    <a:prstGeom prst="rect"/>
+                  </pic:spPr>
+                </pic:pic>
+              </a:graphicData>
+            </a:graphic>
+          </wp:inline>
+        </w:drawing>
+      </w:r>
+    </w:p>
+    <w:p>
+      <w:pPr>
+        <w:spacing w:line="360" w:lineRule="auto" w:before="0" w:after="0"/>
+        <w:ind w:firstLine="0" w:left="0"/>
+        <w:jc w:val="center"/>
       </w:pPr>
       <w:r>
         <w:rPr>
@@ -1536,14 +1577,55 @@
           <w:i w:val="0"/>
           <w:sz w:val="28"/>
         </w:rPr>
-        <w:t xml:space="preserve"> </w:t>
+        <w:t>Рисунок 1 — студенты в центре</w:t>
       </w:r>
     </w:p>
     <w:p>
       <w:pPr>
         <w:spacing w:line="240" w:lineRule="auto" w:before="0" w:after="0"/>
         <w:ind w:firstLine="0" w:left="0"/>
-        <w:jc w:val="left"/>
+        <w:jc w:val="center"/>
+      </w:pPr>
+      <w:r>
+        <w:drawing>
+          <wp:inline xmlns:a="http://schemas.openxmlformats.org/drawingml/2006/main" xmlns:pic="http://schemas.openxmlformats.org/drawingml/2006/picture">
+            <wp:extent cx="5580000" cy="719452"/>
+            <wp:docPr id="2" name="Picture 2"/>
+            <wp:cNvGraphicFramePr>
+              <a:graphicFrameLocks noChangeAspect="1"/>
+            </wp:cNvGraphicFramePr>
+            <a:graphic>
+              <a:graphicData uri="http://schemas.openxmlformats.org/drawingml/2006/picture">
+                <pic:pic>
+                  <pic:nvPicPr>
+                    <pic:cNvPr id="0" name="node.png"/>
+                    <pic:cNvPicPr/>
+                  </pic:nvPicPr>
+                  <pic:blipFill>
+                    <a:blip r:embed="rId14"/>
+                    <a:stretch>
+                      <a:fillRect/>
+                    </a:stretch>
+                  </pic:blipFill>
+                  <pic:spPr>
+                    <a:xfrm>
+                      <a:off x="0" y="0"/>
+                      <a:ext cx="5580000" cy="719452"/>
+                    </a:xfrm>
+                    <a:prstGeom prst="rect"/>
+                  </pic:spPr>
+                </pic:pic>
+              </a:graphicData>
+            </a:graphic>
+          </wp:inline>
+        </w:drawing>
+      </w:r>
+    </w:p>
+    <w:p>
+      <w:pPr>
+        <w:spacing w:line="360" w:lineRule="auto" w:before="0" w:after="0"/>
+        <w:ind w:firstLine="0" w:left="0"/>
+        <w:jc w:val="center"/>
       </w:pPr>
       <w:r>
         <w:rPr>
@@ -1552,1159 +1634,7 @@
           <w:i w:val="0"/>
           <w:sz w:val="28"/>
         </w:rPr>
-        <w:t>CREATE TABLE office."Студент" (</w:t>
-      </w:r>
-    </w:p>
-    <w:p>
-      <w:pPr>
-        <w:spacing w:line="240" w:lineRule="auto" w:before="0" w:after="0"/>
-        <w:ind w:firstLine="0" w:left="0"/>
-        <w:jc w:val="left"/>
-      </w:pPr>
-      <w:r>
-        <w:rPr>
-          <w:rFonts w:ascii="Times New Roman" w:hAnsi="Times New Roman" w:cs="Times New Roman" w:eastAsia="Times New Roman"/>
-          <w:b w:val="0"/>
-          <w:i w:val="0"/>
-          <w:sz w:val="28"/>
-        </w:rPr>
-        <w:t xml:space="preserve">  "ID" integer PRIMARY KEY,</w:t>
-      </w:r>
-    </w:p>
-    <w:p>
-      <w:pPr>
-        <w:spacing w:line="240" w:lineRule="auto" w:before="0" w:after="0"/>
-        <w:ind w:firstLine="0" w:left="0"/>
-        <w:jc w:val="left"/>
-      </w:pPr>
-      <w:r>
-        <w:rPr>
-          <w:rFonts w:ascii="Times New Roman" w:hAnsi="Times New Roman" w:cs="Times New Roman" w:eastAsia="Times New Roman"/>
-          <w:b w:val="0"/>
-          <w:i w:val="0"/>
-          <w:sz w:val="28"/>
-        </w:rPr>
-        <w:t xml:space="preserve">  "ФИО" varchar(100) NOT NULL,</w:t>
-      </w:r>
-    </w:p>
-    <w:p>
-      <w:pPr>
-        <w:spacing w:line="240" w:lineRule="auto" w:before="0" w:after="0"/>
-        <w:ind w:firstLine="0" w:left="0"/>
-        <w:jc w:val="left"/>
-      </w:pPr>
-      <w:r>
-        <w:rPr>
-          <w:rFonts w:ascii="Times New Roman" w:hAnsi="Times New Roman" w:cs="Times New Roman" w:eastAsia="Times New Roman"/>
-          <w:b w:val="0"/>
-          <w:i w:val="0"/>
-          <w:sz w:val="28"/>
-        </w:rPr>
-        <w:t xml:space="preserve">  "Факультет" smallint NOT NULL</w:t>
-      </w:r>
-    </w:p>
-    <w:p>
-      <w:pPr>
-        <w:spacing w:line="240" w:lineRule="auto" w:before="0" w:after="0"/>
-        <w:ind w:firstLine="0" w:left="0"/>
-        <w:jc w:val="left"/>
-      </w:pPr>
-      <w:r>
-        <w:rPr>
-          <w:rFonts w:ascii="Times New Roman" w:hAnsi="Times New Roman" w:cs="Times New Roman" w:eastAsia="Times New Roman"/>
-          <w:b w:val="0"/>
-          <w:i w:val="0"/>
-          <w:sz w:val="28"/>
-        </w:rPr>
-        <w:t>);</w:t>
-      </w:r>
-    </w:p>
-    <w:p>
-      <w:pPr>
-        <w:spacing w:line="240" w:lineRule="auto" w:before="0" w:after="0"/>
-        <w:ind w:firstLine="0" w:left="0"/>
-        <w:jc w:val="left"/>
-      </w:pPr>
-      <w:r>
-        <w:rPr>
-          <w:rFonts w:ascii="Times New Roman" w:hAnsi="Times New Roman" w:cs="Times New Roman" w:eastAsia="Times New Roman"/>
-          <w:b w:val="0"/>
-          <w:i w:val="0"/>
-          <w:sz w:val="28"/>
-        </w:rPr>
-        <w:t xml:space="preserve"> </w:t>
-      </w:r>
-    </w:p>
-    <w:p>
-      <w:pPr>
-        <w:spacing w:line="240" w:lineRule="auto" w:before="0" w:after="0"/>
-        <w:ind w:firstLine="0" w:left="0"/>
-        <w:jc w:val="left"/>
-      </w:pPr>
-      <w:r>
-        <w:rPr>
-          <w:rFonts w:ascii="Times New Roman" w:hAnsi="Times New Roman" w:cs="Times New Roman" w:eastAsia="Times New Roman"/>
-          <w:b w:val="0"/>
-          <w:i w:val="0"/>
-          <w:sz w:val="28"/>
-        </w:rPr>
-        <w:t>CREATE TABLE node4."Студент" (</w:t>
-      </w:r>
-    </w:p>
-    <w:p>
-      <w:pPr>
-        <w:spacing w:line="240" w:lineRule="auto" w:before="0" w:after="0"/>
-        <w:ind w:firstLine="0" w:left="0"/>
-        <w:jc w:val="left"/>
-      </w:pPr>
-      <w:r>
-        <w:rPr>
-          <w:rFonts w:ascii="Times New Roman" w:hAnsi="Times New Roman" w:cs="Times New Roman" w:eastAsia="Times New Roman"/>
-          <w:b w:val="0"/>
-          <w:i w:val="0"/>
-          <w:sz w:val="28"/>
-        </w:rPr>
-        <w:t xml:space="preserve">  LIKE office."Студент" INCLUDING ALL</w:t>
-      </w:r>
-    </w:p>
-    <w:p>
-      <w:pPr>
-        <w:spacing w:line="240" w:lineRule="auto" w:before="0" w:after="0"/>
-        <w:ind w:firstLine="0" w:left="0"/>
-        <w:jc w:val="left"/>
-      </w:pPr>
-      <w:r>
-        <w:rPr>
-          <w:rFonts w:ascii="Times New Roman" w:hAnsi="Times New Roman" w:cs="Times New Roman" w:eastAsia="Times New Roman"/>
-          <w:b w:val="0"/>
-          <w:i w:val="0"/>
-          <w:sz w:val="28"/>
-        </w:rPr>
-        <w:t>);</w:t>
-      </w:r>
-    </w:p>
-    <w:p>
-      <w:pPr>
-        <w:spacing w:line="240" w:lineRule="auto" w:before="0" w:after="0"/>
-        <w:ind w:firstLine="0" w:left="0"/>
-        <w:jc w:val="left"/>
-      </w:pPr>
-      <w:r>
-        <w:rPr>
-          <w:rFonts w:ascii="Times New Roman" w:hAnsi="Times New Roman" w:cs="Times New Roman" w:eastAsia="Times New Roman"/>
-          <w:b w:val="0"/>
-          <w:i w:val="0"/>
-          <w:sz w:val="28"/>
-        </w:rPr>
-        <w:t xml:space="preserve"> </w:t>
-      </w:r>
-    </w:p>
-    <w:p>
-      <w:pPr>
-        <w:spacing w:line="240" w:lineRule="auto" w:before="0" w:after="0"/>
-        <w:ind w:firstLine="0" w:left="0"/>
-        <w:jc w:val="left"/>
-      </w:pPr>
-      <w:r>
-        <w:rPr>
-          <w:rFonts w:ascii="Times New Roman" w:hAnsi="Times New Roman" w:cs="Times New Roman" w:eastAsia="Times New Roman"/>
-          <w:b w:val="0"/>
-          <w:i w:val="0"/>
-          <w:sz w:val="28"/>
-        </w:rPr>
-        <w:t>CREATE TABLE office."Конференция" (</w:t>
-      </w:r>
-    </w:p>
-    <w:p>
-      <w:pPr>
-        <w:spacing w:line="240" w:lineRule="auto" w:before="0" w:after="0"/>
-        <w:ind w:firstLine="0" w:left="0"/>
-        <w:jc w:val="left"/>
-      </w:pPr>
-      <w:r>
-        <w:rPr>
-          <w:rFonts w:ascii="Times New Roman" w:hAnsi="Times New Roman" w:cs="Times New Roman" w:eastAsia="Times New Roman"/>
-          <w:b w:val="0"/>
-          <w:i w:val="0"/>
-          <w:sz w:val="28"/>
-        </w:rPr>
-        <w:t xml:space="preserve">  "ID" integer PRIMARY KEY,</w:t>
-      </w:r>
-    </w:p>
-    <w:p>
-      <w:pPr>
-        <w:spacing w:line="240" w:lineRule="auto" w:before="0" w:after="0"/>
-        <w:ind w:firstLine="0" w:left="0"/>
-        <w:jc w:val="left"/>
-      </w:pPr>
-      <w:r>
-        <w:rPr>
-          <w:rFonts w:ascii="Times New Roman" w:hAnsi="Times New Roman" w:cs="Times New Roman" w:eastAsia="Times New Roman"/>
-          <w:b w:val="0"/>
-          <w:i w:val="0"/>
-          <w:sz w:val="28"/>
-        </w:rPr>
-        <w:t xml:space="preserve">  "Название" varchar(150) NOT NULL</w:t>
-      </w:r>
-    </w:p>
-    <w:p>
-      <w:pPr>
-        <w:spacing w:line="240" w:lineRule="auto" w:before="0" w:after="0"/>
-        <w:ind w:firstLine="0" w:left="0"/>
-        <w:jc w:val="left"/>
-      </w:pPr>
-      <w:r>
-        <w:rPr>
-          <w:rFonts w:ascii="Times New Roman" w:hAnsi="Times New Roman" w:cs="Times New Roman" w:eastAsia="Times New Roman"/>
-          <w:b w:val="0"/>
-          <w:i w:val="0"/>
-          <w:sz w:val="28"/>
-        </w:rPr>
-        <w:t>);</w:t>
-      </w:r>
-    </w:p>
-    <w:p>
-      <w:pPr>
-        <w:spacing w:line="240" w:lineRule="auto" w:before="0" w:after="0"/>
-        <w:ind w:firstLine="0" w:left="0"/>
-        <w:jc w:val="left"/>
-      </w:pPr>
-      <w:r>
-        <w:rPr>
-          <w:rFonts w:ascii="Times New Roman" w:hAnsi="Times New Roman" w:cs="Times New Roman" w:eastAsia="Times New Roman"/>
-          <w:b w:val="0"/>
-          <w:i w:val="0"/>
-          <w:sz w:val="28"/>
-        </w:rPr>
-        <w:t xml:space="preserve"> </w:t>
-      </w:r>
-    </w:p>
-    <w:p>
-      <w:pPr>
-        <w:spacing w:line="240" w:lineRule="auto" w:before="0" w:after="0"/>
-        <w:ind w:firstLine="0" w:left="0"/>
-        <w:jc w:val="left"/>
-      </w:pPr>
-      <w:r>
-        <w:rPr>
-          <w:rFonts w:ascii="Times New Roman" w:hAnsi="Times New Roman" w:cs="Times New Roman" w:eastAsia="Times New Roman"/>
-          <w:b w:val="0"/>
-          <w:i w:val="0"/>
-          <w:sz w:val="28"/>
-        </w:rPr>
-        <w:t>CREATE TABLE node4."Конференция" (</w:t>
-      </w:r>
-    </w:p>
-    <w:p>
-      <w:pPr>
-        <w:spacing w:line="240" w:lineRule="auto" w:before="0" w:after="0"/>
-        <w:ind w:firstLine="0" w:left="0"/>
-        <w:jc w:val="left"/>
-      </w:pPr>
-      <w:r>
-        <w:rPr>
-          <w:rFonts w:ascii="Times New Roman" w:hAnsi="Times New Roman" w:cs="Times New Roman" w:eastAsia="Times New Roman"/>
-          <w:b w:val="0"/>
-          <w:i w:val="0"/>
-          <w:sz w:val="28"/>
-        </w:rPr>
-        <w:t xml:space="preserve">  LIKE office."Конференция" INCLUDING ALL</w:t>
-      </w:r>
-    </w:p>
-    <w:p>
-      <w:pPr>
-        <w:spacing w:line="240" w:lineRule="auto" w:before="0" w:after="0"/>
-        <w:ind w:firstLine="0" w:left="0"/>
-        <w:jc w:val="left"/>
-      </w:pPr>
-      <w:r>
-        <w:rPr>
-          <w:rFonts w:ascii="Times New Roman" w:hAnsi="Times New Roman" w:cs="Times New Roman" w:eastAsia="Times New Roman"/>
-          <w:b w:val="0"/>
-          <w:i w:val="0"/>
-          <w:sz w:val="28"/>
-        </w:rPr>
-        <w:t>);</w:t>
-      </w:r>
-    </w:p>
-    <w:p>
-      <w:pPr>
-        <w:spacing w:line="240" w:lineRule="auto" w:before="0" w:after="0"/>
-        <w:ind w:firstLine="0" w:left="0"/>
-        <w:jc w:val="left"/>
-      </w:pPr>
-      <w:r>
-        <w:rPr>
-          <w:rFonts w:ascii="Times New Roman" w:hAnsi="Times New Roman" w:cs="Times New Roman" w:eastAsia="Times New Roman"/>
-          <w:b w:val="0"/>
-          <w:i w:val="0"/>
-          <w:sz w:val="28"/>
-        </w:rPr>
-        <w:t xml:space="preserve"> </w:t>
-      </w:r>
-    </w:p>
-    <w:p>
-      <w:pPr>
-        <w:spacing w:line="240" w:lineRule="auto" w:before="0" w:after="0"/>
-        <w:ind w:firstLine="0" w:left="0"/>
-        <w:jc w:val="left"/>
-      </w:pPr>
-      <w:r>
-        <w:rPr>
-          <w:rFonts w:ascii="Times New Roman" w:hAnsi="Times New Roman" w:cs="Times New Roman" w:eastAsia="Times New Roman"/>
-          <w:b w:val="0"/>
-          <w:i w:val="0"/>
-          <w:sz w:val="28"/>
-        </w:rPr>
-        <w:t>CREATE OR REPLACE FUNCTION office.copy_student()</w:t>
-      </w:r>
-    </w:p>
-    <w:p>
-      <w:pPr>
-        <w:spacing w:line="240" w:lineRule="auto" w:before="0" w:after="0"/>
-        <w:ind w:firstLine="0" w:left="0"/>
-        <w:jc w:val="left"/>
-      </w:pPr>
-      <w:r>
-        <w:rPr>
-          <w:rFonts w:ascii="Times New Roman" w:hAnsi="Times New Roman" w:cs="Times New Roman" w:eastAsia="Times New Roman"/>
-          <w:b w:val="0"/>
-          <w:i w:val="0"/>
-          <w:sz w:val="28"/>
-        </w:rPr>
-        <w:t>RETURNS trigger</w:t>
-      </w:r>
-    </w:p>
-    <w:p>
-      <w:pPr>
-        <w:spacing w:line="240" w:lineRule="auto" w:before="0" w:after="0"/>
-        <w:ind w:firstLine="0" w:left="0"/>
-        <w:jc w:val="left"/>
-      </w:pPr>
-      <w:r>
-        <w:rPr>
-          <w:rFonts w:ascii="Times New Roman" w:hAnsi="Times New Roman" w:cs="Times New Roman" w:eastAsia="Times New Roman"/>
-          <w:b w:val="0"/>
-          <w:i w:val="0"/>
-          <w:sz w:val="28"/>
-        </w:rPr>
-        <w:t>LANGUAGE plpgsql</w:t>
-      </w:r>
-    </w:p>
-    <w:p>
-      <w:pPr>
-        <w:spacing w:line="240" w:lineRule="auto" w:before="0" w:after="0"/>
-        <w:ind w:firstLine="0" w:left="0"/>
-        <w:jc w:val="left"/>
-      </w:pPr>
-      <w:r>
-        <w:rPr>
-          <w:rFonts w:ascii="Times New Roman" w:hAnsi="Times New Roman" w:cs="Times New Roman" w:eastAsia="Times New Roman"/>
-          <w:b w:val="0"/>
-          <w:i w:val="0"/>
-          <w:sz w:val="28"/>
-        </w:rPr>
-        <w:t>AS $$</w:t>
-      </w:r>
-    </w:p>
-    <w:p>
-      <w:pPr>
-        <w:spacing w:line="240" w:lineRule="auto" w:before="0" w:after="0"/>
-        <w:ind w:firstLine="0" w:left="0"/>
-        <w:jc w:val="left"/>
-      </w:pPr>
-      <w:r>
-        <w:rPr>
-          <w:rFonts w:ascii="Times New Roman" w:hAnsi="Times New Roman" w:cs="Times New Roman" w:eastAsia="Times New Roman"/>
-          <w:b w:val="0"/>
-          <w:i w:val="0"/>
-          <w:sz w:val="28"/>
-        </w:rPr>
-        <w:t>BEGIN</w:t>
-      </w:r>
-    </w:p>
-    <w:p>
-      <w:pPr>
-        <w:spacing w:line="240" w:lineRule="auto" w:before="0" w:after="0"/>
-        <w:ind w:firstLine="0" w:left="0"/>
-        <w:jc w:val="left"/>
-      </w:pPr>
-      <w:r>
-        <w:rPr>
-          <w:rFonts w:ascii="Times New Roman" w:hAnsi="Times New Roman" w:cs="Times New Roman" w:eastAsia="Times New Roman"/>
-          <w:b w:val="0"/>
-          <w:i w:val="0"/>
-          <w:sz w:val="28"/>
-        </w:rPr>
-        <w:t xml:space="preserve">  IF NEW."Факультет" = 4 THEN</w:t>
-      </w:r>
-    </w:p>
-    <w:p>
-      <w:pPr>
-        <w:spacing w:line="240" w:lineRule="auto" w:before="0" w:after="0"/>
-        <w:ind w:firstLine="0" w:left="0"/>
-        <w:jc w:val="left"/>
-      </w:pPr>
-      <w:r>
-        <w:rPr>
-          <w:rFonts w:ascii="Times New Roman" w:hAnsi="Times New Roman" w:cs="Times New Roman" w:eastAsia="Times New Roman"/>
-          <w:b w:val="0"/>
-          <w:i w:val="0"/>
-          <w:sz w:val="28"/>
-        </w:rPr>
-        <w:t xml:space="preserve">    INSERT INTO node4."Студент" ("ID", "ФИО", "Факультет")</w:t>
-      </w:r>
-    </w:p>
-    <w:p>
-      <w:pPr>
-        <w:spacing w:line="240" w:lineRule="auto" w:before="0" w:after="0"/>
-        <w:ind w:firstLine="0" w:left="0"/>
-        <w:jc w:val="left"/>
-      </w:pPr>
-      <w:r>
-        <w:rPr>
-          <w:rFonts w:ascii="Times New Roman" w:hAnsi="Times New Roman" w:cs="Times New Roman" w:eastAsia="Times New Roman"/>
-          <w:b w:val="0"/>
-          <w:i w:val="0"/>
-          <w:sz w:val="28"/>
-        </w:rPr>
-        <w:t xml:space="preserve">    VALUES (NEW."ID", NEW."ФИО", NEW."Факультет");</w:t>
-      </w:r>
-    </w:p>
-    <w:p>
-      <w:pPr>
-        <w:spacing w:line="240" w:lineRule="auto" w:before="0" w:after="0"/>
-        <w:ind w:firstLine="0" w:left="0"/>
-        <w:jc w:val="left"/>
-      </w:pPr>
-      <w:r>
-        <w:rPr>
-          <w:rFonts w:ascii="Times New Roman" w:hAnsi="Times New Roman" w:cs="Times New Roman" w:eastAsia="Times New Roman"/>
-          <w:b w:val="0"/>
-          <w:i w:val="0"/>
-          <w:sz w:val="28"/>
-        </w:rPr>
-        <w:t xml:space="preserve">  END IF;</w:t>
-      </w:r>
-    </w:p>
-    <w:p>
-      <w:pPr>
-        <w:spacing w:line="240" w:lineRule="auto" w:before="0" w:after="0"/>
-        <w:ind w:firstLine="0" w:left="0"/>
-        <w:jc w:val="left"/>
-      </w:pPr>
-      <w:r>
-        <w:rPr>
-          <w:rFonts w:ascii="Times New Roman" w:hAnsi="Times New Roman" w:cs="Times New Roman" w:eastAsia="Times New Roman"/>
-          <w:b w:val="0"/>
-          <w:i w:val="0"/>
-          <w:sz w:val="28"/>
-        </w:rPr>
-        <w:t xml:space="preserve">  RETURN NEW;</w:t>
-      </w:r>
-    </w:p>
-    <w:p>
-      <w:pPr>
-        <w:spacing w:line="240" w:lineRule="auto" w:before="0" w:after="0"/>
-        <w:ind w:firstLine="0" w:left="0"/>
-        <w:jc w:val="left"/>
-      </w:pPr>
-      <w:r>
-        <w:rPr>
-          <w:rFonts w:ascii="Times New Roman" w:hAnsi="Times New Roman" w:cs="Times New Roman" w:eastAsia="Times New Roman"/>
-          <w:b w:val="0"/>
-          <w:i w:val="0"/>
-          <w:sz w:val="28"/>
-        </w:rPr>
-        <w:t>END;</w:t>
-      </w:r>
-    </w:p>
-    <w:p>
-      <w:pPr>
-        <w:spacing w:line="240" w:lineRule="auto" w:before="0" w:after="0"/>
-        <w:ind w:firstLine="0" w:left="0"/>
-        <w:jc w:val="left"/>
-      </w:pPr>
-      <w:r>
-        <w:rPr>
-          <w:rFonts w:ascii="Times New Roman" w:hAnsi="Times New Roman" w:cs="Times New Roman" w:eastAsia="Times New Roman"/>
-          <w:b w:val="0"/>
-          <w:i w:val="0"/>
-          <w:sz w:val="28"/>
-        </w:rPr>
-        <w:t>$$;</w:t>
-      </w:r>
-    </w:p>
-    <w:p>
-      <w:pPr>
-        <w:spacing w:line="240" w:lineRule="auto" w:before="0" w:after="0"/>
-        <w:ind w:firstLine="0" w:left="0"/>
-        <w:jc w:val="left"/>
-      </w:pPr>
-      <w:r>
-        <w:rPr>
-          <w:rFonts w:ascii="Times New Roman" w:hAnsi="Times New Roman" w:cs="Times New Roman" w:eastAsia="Times New Roman"/>
-          <w:b w:val="0"/>
-          <w:i w:val="0"/>
-          <w:sz w:val="28"/>
-        </w:rPr>
-        <w:t xml:space="preserve"> </w:t>
-      </w:r>
-    </w:p>
-    <w:p>
-      <w:pPr>
-        <w:spacing w:line="240" w:lineRule="auto" w:before="0" w:after="0"/>
-        <w:ind w:firstLine="0" w:left="0"/>
-        <w:jc w:val="left"/>
-      </w:pPr>
-      <w:r>
-        <w:rPr>
-          <w:rFonts w:ascii="Times New Roman" w:hAnsi="Times New Roman" w:cs="Times New Roman" w:eastAsia="Times New Roman"/>
-          <w:b w:val="0"/>
-          <w:i w:val="0"/>
-          <w:sz w:val="28"/>
-        </w:rPr>
-        <w:t>CREATE TRIGGER frag</w:t>
-      </w:r>
-    </w:p>
-    <w:p>
-      <w:pPr>
-        <w:spacing w:line="240" w:lineRule="auto" w:before="0" w:after="0"/>
-        <w:ind w:firstLine="0" w:left="0"/>
-        <w:jc w:val="left"/>
-      </w:pPr>
-      <w:r>
-        <w:rPr>
-          <w:rFonts w:ascii="Times New Roman" w:hAnsi="Times New Roman" w:cs="Times New Roman" w:eastAsia="Times New Roman"/>
-          <w:b w:val="0"/>
-          <w:i w:val="0"/>
-          <w:sz w:val="28"/>
-        </w:rPr>
-        <w:t>AFTER INSERT ON office."Студент"</w:t>
-      </w:r>
-    </w:p>
-    <w:p>
-      <w:pPr>
-        <w:spacing w:line="240" w:lineRule="auto" w:before="0" w:after="0"/>
-        <w:ind w:firstLine="0" w:left="0"/>
-        <w:jc w:val="left"/>
-      </w:pPr>
-      <w:r>
-        <w:rPr>
-          <w:rFonts w:ascii="Times New Roman" w:hAnsi="Times New Roman" w:cs="Times New Roman" w:eastAsia="Times New Roman"/>
-          <w:b w:val="0"/>
-          <w:i w:val="0"/>
-          <w:sz w:val="28"/>
-        </w:rPr>
-        <w:t>FOR EACH ROW EXECUTE FUNCTION office.copy_student();</w:t>
-      </w:r>
-    </w:p>
-    <w:p>
-      <w:pPr>
-        <w:spacing w:line="360" w:lineRule="auto" w:before="0" w:after="0"/>
-        <w:ind w:firstLine="709" w:left="0"/>
-        <w:jc w:val="both"/>
-      </w:pPr>
-      <w:r>
-        <w:rPr>
-          <w:rFonts w:ascii="Times New Roman" w:hAnsi="Times New Roman" w:cs="Times New Roman" w:eastAsia="Times New Roman"/>
-          <w:b w:val="0"/>
-          <w:i w:val="0"/>
-          <w:sz w:val="28"/>
-        </w:rPr>
-        <w:t>Ответ сервера:</w:t>
-      </w:r>
-    </w:p>
-    <w:p>
-      <w:pPr>
-        <w:spacing w:line="240" w:lineRule="auto" w:before="0" w:after="0"/>
-        <w:ind w:firstLine="0" w:left="0"/>
-        <w:jc w:val="left"/>
-      </w:pPr>
-      <w:r>
-        <w:rPr>
-          <w:rFonts w:ascii="Times New Roman" w:hAnsi="Times New Roman" w:cs="Times New Roman" w:eastAsia="Times New Roman"/>
-          <w:b w:val="0"/>
-          <w:i w:val="0"/>
-          <w:sz w:val="28"/>
-        </w:rPr>
-        <w:t>NOTICE:  schema "node4" does not exist, skipping</w:t>
-      </w:r>
-    </w:p>
-    <w:p>
-      <w:pPr>
-        <w:spacing w:line="240" w:lineRule="auto" w:before="0" w:after="0"/>
-        <w:ind w:firstLine="0" w:left="0"/>
-        <w:jc w:val="left"/>
-      </w:pPr>
-      <w:r>
-        <w:rPr>
-          <w:rFonts w:ascii="Times New Roman" w:hAnsi="Times New Roman" w:cs="Times New Roman" w:eastAsia="Times New Roman"/>
-          <w:b w:val="0"/>
-          <w:i w:val="0"/>
-          <w:sz w:val="28"/>
-        </w:rPr>
-        <w:t>NOTICE:  schema "office" does not exist, skipping</w:t>
-      </w:r>
-    </w:p>
-    <w:p>
-      <w:pPr>
-        <w:spacing w:line="240" w:lineRule="auto" w:before="0" w:after="0"/>
-        <w:ind w:firstLine="0" w:left="0"/>
-        <w:jc w:val="left"/>
-      </w:pPr>
-      <w:r>
-        <w:rPr>
-          <w:rFonts w:ascii="Times New Roman" w:hAnsi="Times New Roman" w:cs="Times New Roman" w:eastAsia="Times New Roman"/>
-          <w:b w:val="0"/>
-          <w:i w:val="0"/>
-          <w:sz w:val="28"/>
-        </w:rPr>
-        <w:t>DROP SCHEMA</w:t>
-      </w:r>
-    </w:p>
-    <w:p>
-      <w:pPr>
-        <w:spacing w:line="240" w:lineRule="auto" w:before="0" w:after="0"/>
-        <w:ind w:firstLine="0" w:left="0"/>
-        <w:jc w:val="left"/>
-      </w:pPr>
-      <w:r>
-        <w:rPr>
-          <w:rFonts w:ascii="Times New Roman" w:hAnsi="Times New Roman" w:cs="Times New Roman" w:eastAsia="Times New Roman"/>
-          <w:b w:val="0"/>
-          <w:i w:val="0"/>
-          <w:sz w:val="28"/>
-        </w:rPr>
-        <w:t>DROP SCHEMA</w:t>
-      </w:r>
-    </w:p>
-    <w:p>
-      <w:pPr>
-        <w:spacing w:line="240" w:lineRule="auto" w:before="0" w:after="0"/>
-        <w:ind w:firstLine="0" w:left="0"/>
-        <w:jc w:val="left"/>
-      </w:pPr>
-      <w:r>
-        <w:rPr>
-          <w:rFonts w:ascii="Times New Roman" w:hAnsi="Times New Roman" w:cs="Times New Roman" w:eastAsia="Times New Roman"/>
-          <w:b w:val="0"/>
-          <w:i w:val="0"/>
-          <w:sz w:val="28"/>
-        </w:rPr>
-        <w:t>CREATE SCHEMA</w:t>
-      </w:r>
-    </w:p>
-    <w:p>
-      <w:pPr>
-        <w:spacing w:line="240" w:lineRule="auto" w:before="0" w:after="0"/>
-        <w:ind w:firstLine="0" w:left="0"/>
-        <w:jc w:val="left"/>
-      </w:pPr>
-      <w:r>
-        <w:rPr>
-          <w:rFonts w:ascii="Times New Roman" w:hAnsi="Times New Roman" w:cs="Times New Roman" w:eastAsia="Times New Roman"/>
-          <w:b w:val="0"/>
-          <w:i w:val="0"/>
-          <w:sz w:val="28"/>
-        </w:rPr>
-        <w:t>CREATE SCHEMA</w:t>
-      </w:r>
-    </w:p>
-    <w:p>
-      <w:pPr>
-        <w:spacing w:line="240" w:lineRule="auto" w:before="0" w:after="0"/>
-        <w:ind w:firstLine="0" w:left="0"/>
-        <w:jc w:val="left"/>
-      </w:pPr>
-      <w:r>
-        <w:rPr>
-          <w:rFonts w:ascii="Times New Roman" w:hAnsi="Times New Roman" w:cs="Times New Roman" w:eastAsia="Times New Roman"/>
-          <w:b w:val="0"/>
-          <w:i w:val="0"/>
-          <w:sz w:val="28"/>
-        </w:rPr>
-        <w:t>CREATE TABLE</w:t>
-      </w:r>
-    </w:p>
-    <w:p>
-      <w:pPr>
-        <w:spacing w:line="240" w:lineRule="auto" w:before="0" w:after="0"/>
-        <w:ind w:firstLine="0" w:left="0"/>
-        <w:jc w:val="left"/>
-      </w:pPr>
-      <w:r>
-        <w:rPr>
-          <w:rFonts w:ascii="Times New Roman" w:hAnsi="Times New Roman" w:cs="Times New Roman" w:eastAsia="Times New Roman"/>
-          <w:b w:val="0"/>
-          <w:i w:val="0"/>
-          <w:sz w:val="28"/>
-        </w:rPr>
-        <w:t>CREATE TABLE</w:t>
-      </w:r>
-    </w:p>
-    <w:p>
-      <w:pPr>
-        <w:spacing w:line="240" w:lineRule="auto" w:before="0" w:after="0"/>
-        <w:ind w:firstLine="0" w:left="0"/>
-        <w:jc w:val="left"/>
-      </w:pPr>
-      <w:r>
-        <w:rPr>
-          <w:rFonts w:ascii="Times New Roman" w:hAnsi="Times New Roman" w:cs="Times New Roman" w:eastAsia="Times New Roman"/>
-          <w:b w:val="0"/>
-          <w:i w:val="0"/>
-          <w:sz w:val="28"/>
-        </w:rPr>
-        <w:t>CREATE TABLE</w:t>
-      </w:r>
-    </w:p>
-    <w:p>
-      <w:pPr>
-        <w:spacing w:line="240" w:lineRule="auto" w:before="0" w:after="0"/>
-        <w:ind w:firstLine="0" w:left="0"/>
-        <w:jc w:val="left"/>
-      </w:pPr>
-      <w:r>
-        <w:rPr>
-          <w:rFonts w:ascii="Times New Roman" w:hAnsi="Times New Roman" w:cs="Times New Roman" w:eastAsia="Times New Roman"/>
-          <w:b w:val="0"/>
-          <w:i w:val="0"/>
-          <w:sz w:val="28"/>
-        </w:rPr>
-        <w:t>CREATE TABLE</w:t>
-      </w:r>
-    </w:p>
-    <w:p>
-      <w:pPr>
-        <w:spacing w:line="240" w:lineRule="auto" w:before="0" w:after="0"/>
-        <w:ind w:firstLine="0" w:left="0"/>
-        <w:jc w:val="left"/>
-      </w:pPr>
-      <w:r>
-        <w:rPr>
-          <w:rFonts w:ascii="Times New Roman" w:hAnsi="Times New Roman" w:cs="Times New Roman" w:eastAsia="Times New Roman"/>
-          <w:b w:val="0"/>
-          <w:i w:val="0"/>
-          <w:sz w:val="28"/>
-        </w:rPr>
-        <w:t>CREATE FUNCTION</w:t>
-      </w:r>
-    </w:p>
-    <w:p>
-      <w:pPr>
-        <w:spacing w:line="240" w:lineRule="auto" w:before="0" w:after="0"/>
-        <w:ind w:firstLine="0" w:left="0"/>
-        <w:jc w:val="left"/>
-      </w:pPr>
-      <w:r>
-        <w:rPr>
-          <w:rFonts w:ascii="Times New Roman" w:hAnsi="Times New Roman" w:cs="Times New Roman" w:eastAsia="Times New Roman"/>
-          <w:b w:val="0"/>
-          <w:i w:val="0"/>
-          <w:sz w:val="28"/>
-        </w:rPr>
-        <w:t>CREATE TRIGGER</w:t>
-      </w:r>
-    </w:p>
-    <w:p>
-      <w:pPr>
-        <w:spacing w:line="360" w:lineRule="auto" w:before="240" w:after="0"/>
-        <w:ind w:firstLine="709" w:left="0"/>
-        <w:jc w:val="left"/>
-      </w:pPr>
-      <w:r>
-        <w:rPr>
-          <w:rFonts w:ascii="Times New Roman" w:hAnsi="Times New Roman" w:cs="Times New Roman" w:eastAsia="Times New Roman"/>
-          <w:b/>
-          <w:i w:val="0"/>
-          <w:sz w:val="28"/>
-        </w:rPr>
-        <w:t>3.2 Блок B. Кто попал на узел</w:t>
-      </w:r>
-    </w:p>
-    <w:p>
-      <w:pPr>
-        <w:spacing w:line="360" w:lineRule="auto" w:before="0" w:after="0"/>
-        <w:ind w:firstLine="709" w:left="0"/>
-        <w:jc w:val="both"/>
-      </w:pPr>
-      <w:r>
-        <w:rPr>
-          <w:rFonts w:ascii="Times New Roman" w:hAnsi="Times New Roman" w:cs="Times New Roman" w:eastAsia="Times New Roman"/>
-          <w:b w:val="0"/>
-          <w:i w:val="0"/>
-          <w:sz w:val="28"/>
-        </w:rPr>
-        <w:t>Иванов Иван относится к факультету 1, Сидорова Анна — к факультету 4. В центре после блока две строки. На узле одна: только факультет 4.</w:t>
-      </w:r>
-    </w:p>
-    <w:p>
-      <w:pPr>
-        <w:spacing w:line="240" w:lineRule="auto" w:before="0" w:after="0"/>
-        <w:ind w:firstLine="0" w:left="0"/>
-        <w:jc w:val="left"/>
-      </w:pPr>
-      <w:r>
-        <w:rPr>
-          <w:rFonts w:ascii="Times New Roman" w:hAnsi="Times New Roman" w:cs="Times New Roman" w:eastAsia="Times New Roman"/>
-          <w:b w:val="0"/>
-          <w:i w:val="0"/>
-          <w:sz w:val="28"/>
-        </w:rPr>
-        <w:t>INSERT INTO office."Студент" ("ID", "ФИО", "Факультет")</w:t>
-      </w:r>
-    </w:p>
-    <w:p>
-      <w:pPr>
-        <w:spacing w:line="240" w:lineRule="auto" w:before="0" w:after="0"/>
-        <w:ind w:firstLine="0" w:left="0"/>
-        <w:jc w:val="left"/>
-      </w:pPr>
-      <w:r>
-        <w:rPr>
-          <w:rFonts w:ascii="Times New Roman" w:hAnsi="Times New Roman" w:cs="Times New Roman" w:eastAsia="Times New Roman"/>
-          <w:b w:val="0"/>
-          <w:i w:val="0"/>
-          <w:sz w:val="28"/>
-        </w:rPr>
-        <w:t>VALUES (1, 'Иванов Иван', 1);</w:t>
-      </w:r>
-    </w:p>
-    <w:p>
-      <w:pPr>
-        <w:spacing w:line="240" w:lineRule="auto" w:before="0" w:after="0"/>
-        <w:ind w:firstLine="0" w:left="0"/>
-        <w:jc w:val="left"/>
-      </w:pPr>
-      <w:r>
-        <w:rPr>
-          <w:rFonts w:ascii="Times New Roman" w:hAnsi="Times New Roman" w:cs="Times New Roman" w:eastAsia="Times New Roman"/>
-          <w:b w:val="0"/>
-          <w:i w:val="0"/>
-          <w:sz w:val="28"/>
-        </w:rPr>
-        <w:t xml:space="preserve"> </w:t>
-      </w:r>
-    </w:p>
-    <w:p>
-      <w:pPr>
-        <w:spacing w:line="240" w:lineRule="auto" w:before="0" w:after="0"/>
-        <w:ind w:firstLine="0" w:left="0"/>
-        <w:jc w:val="left"/>
-      </w:pPr>
-      <w:r>
-        <w:rPr>
-          <w:rFonts w:ascii="Times New Roman" w:hAnsi="Times New Roman" w:cs="Times New Roman" w:eastAsia="Times New Roman"/>
-          <w:b w:val="0"/>
-          <w:i w:val="0"/>
-          <w:sz w:val="28"/>
-        </w:rPr>
-        <w:t>INSERT INTO office."Студент" ("ID", "ФИО", "Факультет")</w:t>
-      </w:r>
-    </w:p>
-    <w:p>
-      <w:pPr>
-        <w:spacing w:line="240" w:lineRule="auto" w:before="0" w:after="0"/>
-        <w:ind w:firstLine="0" w:left="0"/>
-        <w:jc w:val="left"/>
-      </w:pPr>
-      <w:r>
-        <w:rPr>
-          <w:rFonts w:ascii="Times New Roman" w:hAnsi="Times New Roman" w:cs="Times New Roman" w:eastAsia="Times New Roman"/>
-          <w:b w:val="0"/>
-          <w:i w:val="0"/>
-          <w:sz w:val="28"/>
-        </w:rPr>
-        <w:t>VALUES (2, 'Сидорова Анна', 4);</w:t>
-      </w:r>
-    </w:p>
-    <w:p>
-      <w:pPr>
-        <w:spacing w:line="240" w:lineRule="auto" w:before="0" w:after="0"/>
-        <w:ind w:firstLine="0" w:left="0"/>
-        <w:jc w:val="left"/>
-      </w:pPr>
-      <w:r>
-        <w:rPr>
-          <w:rFonts w:ascii="Times New Roman" w:hAnsi="Times New Roman" w:cs="Times New Roman" w:eastAsia="Times New Roman"/>
-          <w:b w:val="0"/>
-          <w:i w:val="0"/>
-          <w:sz w:val="28"/>
-        </w:rPr>
-        <w:t xml:space="preserve"> </w:t>
-      </w:r>
-    </w:p>
-    <w:p>
-      <w:pPr>
-        <w:spacing w:line="240" w:lineRule="auto" w:before="0" w:after="0"/>
-        <w:ind w:firstLine="0" w:left="0"/>
-        <w:jc w:val="left"/>
-      </w:pPr>
-      <w:r>
-        <w:rPr>
-          <w:rFonts w:ascii="Times New Roman" w:hAnsi="Times New Roman" w:cs="Times New Roman" w:eastAsia="Times New Roman"/>
-          <w:b w:val="0"/>
-          <w:i w:val="0"/>
-          <w:sz w:val="28"/>
-        </w:rPr>
-        <w:t>SELECT 'центр' AS узел, "ID", "ФИО", "Факультет" FROM office."Студент" ORDER BY "ID";</w:t>
-      </w:r>
-    </w:p>
-    <w:p>
-      <w:pPr>
-        <w:spacing w:line="240" w:lineRule="auto" w:before="0" w:after="0"/>
-        <w:ind w:firstLine="0" w:left="0"/>
-        <w:jc w:val="left"/>
-      </w:pPr>
-      <w:r>
-        <w:rPr>
-          <w:rFonts w:ascii="Times New Roman" w:hAnsi="Times New Roman" w:cs="Times New Roman" w:eastAsia="Times New Roman"/>
-          <w:b w:val="0"/>
-          <w:i w:val="0"/>
-          <w:sz w:val="28"/>
-        </w:rPr>
-        <w:t>SELECT 'узел_4' AS узел, "ID", "ФИО", "Факультет" FROM node4."Студент" ORDER BY "ID";</w:t>
-      </w:r>
-    </w:p>
-    <w:p>
-      <w:pPr>
-        <w:spacing w:line="360" w:lineRule="auto" w:before="0" w:after="0"/>
-        <w:ind w:firstLine="709" w:left="0"/>
-        <w:jc w:val="both"/>
-      </w:pPr>
-      <w:r>
-        <w:rPr>
-          <w:rFonts w:ascii="Times New Roman" w:hAnsi="Times New Roman" w:cs="Times New Roman" w:eastAsia="Times New Roman"/>
-          <w:b w:val="0"/>
-          <w:i w:val="0"/>
-          <w:sz w:val="28"/>
-        </w:rPr>
-        <w:t>Ответ сервера:</w:t>
-      </w:r>
-    </w:p>
-    <w:p>
-      <w:pPr>
-        <w:spacing w:line="240" w:lineRule="auto" w:before="0" w:after="0"/>
-        <w:ind w:firstLine="0" w:left="0"/>
-        <w:jc w:val="left"/>
-      </w:pPr>
-      <w:r>
-        <w:rPr>
-          <w:rFonts w:ascii="Times New Roman" w:hAnsi="Times New Roman" w:cs="Times New Roman" w:eastAsia="Times New Roman"/>
-          <w:b w:val="0"/>
-          <w:i w:val="0"/>
-          <w:sz w:val="28"/>
-        </w:rPr>
-        <w:t>INSERT 0 1</w:t>
-      </w:r>
-    </w:p>
-    <w:p>
-      <w:pPr>
-        <w:spacing w:line="240" w:lineRule="auto" w:before="0" w:after="0"/>
-        <w:ind w:firstLine="0" w:left="0"/>
-        <w:jc w:val="left"/>
-      </w:pPr>
-      <w:r>
-        <w:rPr>
-          <w:rFonts w:ascii="Times New Roman" w:hAnsi="Times New Roman" w:cs="Times New Roman" w:eastAsia="Times New Roman"/>
-          <w:b w:val="0"/>
-          <w:i w:val="0"/>
-          <w:sz w:val="28"/>
-        </w:rPr>
-        <w:t>INSERT 0 1</w:t>
-      </w:r>
-    </w:p>
-    <w:p>
-      <w:pPr>
-        <w:spacing w:line="240" w:lineRule="auto" w:before="0" w:after="0"/>
-        <w:ind w:firstLine="0" w:left="0"/>
-        <w:jc w:val="left"/>
-      </w:pPr>
-      <w:r>
-        <w:rPr>
-          <w:rFonts w:ascii="Times New Roman" w:hAnsi="Times New Roman" w:cs="Times New Roman" w:eastAsia="Times New Roman"/>
-          <w:b w:val="0"/>
-          <w:i w:val="0"/>
-          <w:sz w:val="28"/>
-        </w:rPr>
-        <w:t xml:space="preserve"> </w:t>
-      </w:r>
-    </w:p>
-    <w:p>
-      <w:pPr>
-        <w:spacing w:line="240" w:lineRule="auto" w:before="0" w:after="0"/>
-        <w:ind w:firstLine="0" w:left="0"/>
-        <w:jc w:val="left"/>
-      </w:pPr>
-      <w:r>
-        <w:rPr>
-          <w:rFonts w:ascii="Times New Roman" w:hAnsi="Times New Roman" w:cs="Times New Roman" w:eastAsia="Times New Roman"/>
-          <w:b w:val="0"/>
-          <w:i w:val="0"/>
-          <w:sz w:val="28"/>
-        </w:rPr>
-        <w:t xml:space="preserve"> узел  | ID |      ФИО      | Факультет</w:t>
-      </w:r>
-    </w:p>
-    <w:p>
-      <w:pPr>
-        <w:spacing w:line="240" w:lineRule="auto" w:before="0" w:after="0"/>
-        <w:ind w:firstLine="0" w:left="0"/>
-        <w:jc w:val="left"/>
-      </w:pPr>
-      <w:r>
-        <w:rPr>
-          <w:rFonts w:ascii="Times New Roman" w:hAnsi="Times New Roman" w:cs="Times New Roman" w:eastAsia="Times New Roman"/>
-          <w:b w:val="0"/>
-          <w:i w:val="0"/>
-          <w:sz w:val="28"/>
-        </w:rPr>
-        <w:t>-------+----+---------------+-----------</w:t>
-      </w:r>
-    </w:p>
-    <w:p>
-      <w:pPr>
-        <w:spacing w:line="240" w:lineRule="auto" w:before="0" w:after="0"/>
-        <w:ind w:firstLine="0" w:left="0"/>
-        <w:jc w:val="left"/>
-      </w:pPr>
-      <w:r>
-        <w:rPr>
-          <w:rFonts w:ascii="Times New Roman" w:hAnsi="Times New Roman" w:cs="Times New Roman" w:eastAsia="Times New Roman"/>
-          <w:b w:val="0"/>
-          <w:i w:val="0"/>
-          <w:sz w:val="28"/>
-        </w:rPr>
-        <w:t xml:space="preserve"> центр |  1 | Иванов Иван   |         1</w:t>
-      </w:r>
-    </w:p>
-    <w:p>
-      <w:pPr>
-        <w:spacing w:line="240" w:lineRule="auto" w:before="0" w:after="0"/>
-        <w:ind w:firstLine="0" w:left="0"/>
-        <w:jc w:val="left"/>
-      </w:pPr>
-      <w:r>
-        <w:rPr>
-          <w:rFonts w:ascii="Times New Roman" w:hAnsi="Times New Roman" w:cs="Times New Roman" w:eastAsia="Times New Roman"/>
-          <w:b w:val="0"/>
-          <w:i w:val="0"/>
-          <w:sz w:val="28"/>
-        </w:rPr>
-        <w:t xml:space="preserve"> центр |  2 | Сидорова Анна |         4</w:t>
-      </w:r>
-    </w:p>
-    <w:p>
-      <w:pPr>
-        <w:spacing w:line="240" w:lineRule="auto" w:before="0" w:after="0"/>
-        <w:ind w:firstLine="0" w:left="0"/>
-        <w:jc w:val="left"/>
-      </w:pPr>
-      <w:r>
-        <w:rPr>
-          <w:rFonts w:ascii="Times New Roman" w:hAnsi="Times New Roman" w:cs="Times New Roman" w:eastAsia="Times New Roman"/>
-          <w:b w:val="0"/>
-          <w:i w:val="0"/>
-          <w:sz w:val="28"/>
-        </w:rPr>
-        <w:t>(2 строки)</w:t>
-      </w:r>
-    </w:p>
-    <w:p>
-      <w:pPr>
-        <w:spacing w:line="240" w:lineRule="auto" w:before="0" w:after="0"/>
-        <w:ind w:firstLine="0" w:left="0"/>
-        <w:jc w:val="left"/>
-      </w:pPr>
-      <w:r>
-        <w:rPr>
-          <w:rFonts w:ascii="Times New Roman" w:hAnsi="Times New Roman" w:cs="Times New Roman" w:eastAsia="Times New Roman"/>
-          <w:b w:val="0"/>
-          <w:i w:val="0"/>
-          <w:sz w:val="28"/>
-        </w:rPr>
-        <w:t xml:space="preserve"> </w:t>
-      </w:r>
-    </w:p>
-    <w:p>
-      <w:pPr>
-        <w:spacing w:line="240" w:lineRule="auto" w:before="0" w:after="0"/>
-        <w:ind w:firstLine="0" w:left="0"/>
-        <w:jc w:val="left"/>
-      </w:pPr>
-      <w:r>
-        <w:rPr>
-          <w:rFonts w:ascii="Times New Roman" w:hAnsi="Times New Roman" w:cs="Times New Roman" w:eastAsia="Times New Roman"/>
-          <w:b w:val="0"/>
-          <w:i w:val="0"/>
-          <w:sz w:val="28"/>
-        </w:rPr>
-        <w:t xml:space="preserve">  узел  | ID |      ФИО      | Факультет</w:t>
-      </w:r>
-    </w:p>
-    <w:p>
-      <w:pPr>
-        <w:spacing w:line="240" w:lineRule="auto" w:before="0" w:after="0"/>
-        <w:ind w:firstLine="0" w:left="0"/>
-        <w:jc w:val="left"/>
-      </w:pPr>
-      <w:r>
-        <w:rPr>
-          <w:rFonts w:ascii="Times New Roman" w:hAnsi="Times New Roman" w:cs="Times New Roman" w:eastAsia="Times New Roman"/>
-          <w:b w:val="0"/>
-          <w:i w:val="0"/>
-          <w:sz w:val="28"/>
-        </w:rPr>
-        <w:t>--------+----+---------------+-----------</w:t>
-      </w:r>
-    </w:p>
-    <w:p>
-      <w:pPr>
-        <w:spacing w:line="240" w:lineRule="auto" w:before="0" w:after="0"/>
-        <w:ind w:firstLine="0" w:left="0"/>
-        <w:jc w:val="left"/>
-      </w:pPr>
-      <w:r>
-        <w:rPr>
-          <w:rFonts w:ascii="Times New Roman" w:hAnsi="Times New Roman" w:cs="Times New Roman" w:eastAsia="Times New Roman"/>
-          <w:b w:val="0"/>
-          <w:i w:val="0"/>
-          <w:sz w:val="28"/>
-        </w:rPr>
-        <w:t xml:space="preserve"> узел_4 |  2 | Сидорова Анна |         4</w:t>
-      </w:r>
-    </w:p>
-    <w:p>
-      <w:pPr>
-        <w:spacing w:line="240" w:lineRule="auto" w:before="0" w:after="0"/>
-        <w:ind w:firstLine="0" w:left="0"/>
-        <w:jc w:val="left"/>
-      </w:pPr>
-      <w:r>
-        <w:rPr>
-          <w:rFonts w:ascii="Times New Roman" w:hAnsi="Times New Roman" w:cs="Times New Roman" w:eastAsia="Times New Roman"/>
-          <w:b w:val="0"/>
-          <w:i w:val="0"/>
-          <w:sz w:val="28"/>
-        </w:rPr>
-        <w:t>(1 строка)</w:t>
-      </w:r>
-    </w:p>
-    <w:p>
-      <w:pPr>
-        <w:spacing w:line="360" w:lineRule="auto" w:before="0" w:after="0"/>
-        <w:ind w:firstLine="709" w:left="0"/>
-        <w:jc w:val="both"/>
-      </w:pPr>
-      <w:r>
-        <w:rPr>
-          <w:rFonts w:ascii="Times New Roman" w:hAnsi="Times New Roman" w:cs="Times New Roman" w:eastAsia="Times New Roman"/>
-          <w:b w:val="0"/>
-          <w:i w:val="0"/>
-          <w:sz w:val="28"/>
-        </w:rPr>
-        <w:t>Те же строки сведены в таблице 1: Иванов Иван на узел не попадает, Сидорова Анна попадает.</w:t>
+        <w:t>Рисунок 2 — фрагмент узла факультета 4</w:t>
       </w:r>
     </w:p>
     <w:p>
@@ -3068,7 +1998,7 @@
     <w:p/>
     <w:p>
       <w:pPr>
-        <w:spacing w:line="360" w:lineRule="auto" w:before="240" w:after="0"/>
+        <w:spacing w:line="360" w:lineRule="auto" w:before="0" w:after="0"/>
         <w:ind w:firstLine="709" w:left="0"/>
         <w:jc w:val="left"/>
       </w:pPr>
@@ -3079,7 +2009,7 @@
           <w:i w:val="0"/>
           <w:sz w:val="28"/>
         </w:rPr>
-        <w:t>3.3 Блок C. Конфликт</w:t>
+        <w:t>3.2 Конфликт</w:t>
       </w:r>
     </w:p>
     <w:p>
@@ -3095,7 +2025,7 @@
           <w:i w:val="0"/>
           <w:sz w:val="28"/>
         </w:rPr>
-        <w:t>Конференция 7 сначала одинакова: «Цифровой вуз». Затем центр записывает «Цифровой вуз, пленарное», а узел — «Цифровой вуз, секция». Сверка видит два текста и поднимает исключение. Это и есть ответ сервера на конфликт: оператор не проходит.</w:t>
+        <w:t>Конференция 7 сначала называлась «Цифровой вуз» на обеих сторонах. Затем центр записал «Цифровой вуз, пленарное», а узел — «Цифровой вуз, секция». На рисунке 3 эти два текста видны в одной выборке. Названия до разрешения сведены в таблице 2. Сверка на рисунке 4 оператор не выполняет. Ответ сервера:</w:t>
       </w:r>
     </w:p>
     <w:p>
@@ -3111,7 +2041,7 @@
           <w:i w:val="0"/>
           <w:sz w:val="28"/>
         </w:rPr>
-        <w:t>INSERT INTO office."Конференция" ("ID", "Название") VALUES (7, 'Цифровой вуз');</w:t>
+        <w:t>ERROR:  конфликт репликации: центр [Цифровой вуз, пленарное], узел [Цифровой вуз, секция]</w:t>
       </w:r>
     </w:p>
     <w:p>
@@ -3127,14 +2057,55 @@
           <w:i w:val="0"/>
           <w:sz w:val="28"/>
         </w:rPr>
-        <w:t>INSERT INTO node4."Конференция" ("ID", "Название") VALUES (7, 'Цифровой вуз');</w:t>
+        <w:t>КОНТЕКСТ:  PL/pgSQL function office.check_conflict() line 7 at RAISE</w:t>
       </w:r>
     </w:p>
     <w:p>
       <w:pPr>
         <w:spacing w:line="240" w:lineRule="auto" w:before="0" w:after="0"/>
         <w:ind w:firstLine="0" w:left="0"/>
-        <w:jc w:val="left"/>
+        <w:jc w:val="center"/>
+      </w:pPr>
+      <w:r>
+        <w:drawing>
+          <wp:inline xmlns:a="http://schemas.openxmlformats.org/drawingml/2006/main" xmlns:pic="http://schemas.openxmlformats.org/drawingml/2006/picture">
+            <wp:extent cx="5580000" cy="1076345"/>
+            <wp:docPr id="3" name="Picture 3"/>
+            <wp:cNvGraphicFramePr>
+              <a:graphicFrameLocks noChangeAspect="1"/>
+            </wp:cNvGraphicFramePr>
+            <a:graphic>
+              <a:graphicData uri="http://schemas.openxmlformats.org/drawingml/2006/picture">
+                <pic:pic>
+                  <pic:nvPicPr>
+                    <pic:cNvPr id="0" name="conflict.png"/>
+                    <pic:cNvPicPr/>
+                  </pic:nvPicPr>
+                  <pic:blipFill>
+                    <a:blip r:embed="rId15"/>
+                    <a:stretch>
+                      <a:fillRect/>
+                    </a:stretch>
+                  </pic:blipFill>
+                  <pic:spPr>
+                    <a:xfrm>
+                      <a:off x="0" y="0"/>
+                      <a:ext cx="5580000" cy="1076345"/>
+                    </a:xfrm>
+                    <a:prstGeom prst="rect"/>
+                  </pic:spPr>
+                </pic:pic>
+              </a:graphicData>
+            </a:graphic>
+          </wp:inline>
+        </w:drawing>
+      </w:r>
+    </w:p>
+    <w:p>
+      <w:pPr>
+        <w:spacing w:line="360" w:lineRule="auto" w:before="0" w:after="0"/>
+        <w:ind w:firstLine="0" w:left="0"/>
+        <w:jc w:val="center"/>
       </w:pPr>
       <w:r>
         <w:rPr>
@@ -3143,647 +2114,7 @@
           <w:i w:val="0"/>
           <w:sz w:val="28"/>
         </w:rPr>
-        <w:t xml:space="preserve"> </w:t>
-      </w:r>
-    </w:p>
-    <w:p>
-      <w:pPr>
-        <w:spacing w:line="240" w:lineRule="auto" w:before="0" w:after="0"/>
-        <w:ind w:firstLine="0" w:left="0"/>
-        <w:jc w:val="left"/>
-      </w:pPr>
-      <w:r>
-        <w:rPr>
-          <w:rFonts w:ascii="Times New Roman" w:hAnsi="Times New Roman" w:cs="Times New Roman" w:eastAsia="Times New Roman"/>
-          <w:b w:val="0"/>
-          <w:i w:val="0"/>
-          <w:sz w:val="28"/>
-        </w:rPr>
-        <w:t>UPDATE office."Конференция" SET "Название" = 'Цифровой вуз, пленарное' WHERE "ID" = 7;</w:t>
-      </w:r>
-    </w:p>
-    <w:p>
-      <w:pPr>
-        <w:spacing w:line="240" w:lineRule="auto" w:before="0" w:after="0"/>
-        <w:ind w:firstLine="0" w:left="0"/>
-        <w:jc w:val="left"/>
-      </w:pPr>
-      <w:r>
-        <w:rPr>
-          <w:rFonts w:ascii="Times New Roman" w:hAnsi="Times New Roman" w:cs="Times New Roman" w:eastAsia="Times New Roman"/>
-          <w:b w:val="0"/>
-          <w:i w:val="0"/>
-          <w:sz w:val="28"/>
-        </w:rPr>
-        <w:t>UPDATE node4."Конференция" SET "Название" = 'Цифровой вуз, секция' WHERE "ID" = 7;</w:t>
-      </w:r>
-    </w:p>
-    <w:p>
-      <w:pPr>
-        <w:spacing w:line="240" w:lineRule="auto" w:before="0" w:after="0"/>
-        <w:ind w:firstLine="0" w:left="0"/>
-        <w:jc w:val="left"/>
-      </w:pPr>
-      <w:r>
-        <w:rPr>
-          <w:rFonts w:ascii="Times New Roman" w:hAnsi="Times New Roman" w:cs="Times New Roman" w:eastAsia="Times New Roman"/>
-          <w:b w:val="0"/>
-          <w:i w:val="0"/>
-          <w:sz w:val="28"/>
-        </w:rPr>
-        <w:t xml:space="preserve"> </w:t>
-      </w:r>
-    </w:p>
-    <w:p>
-      <w:pPr>
-        <w:spacing w:line="240" w:lineRule="auto" w:before="0" w:after="0"/>
-        <w:ind w:firstLine="0" w:left="0"/>
-        <w:jc w:val="left"/>
-      </w:pPr>
-      <w:r>
-        <w:rPr>
-          <w:rFonts w:ascii="Times New Roman" w:hAnsi="Times New Roman" w:cs="Times New Roman" w:eastAsia="Times New Roman"/>
-          <w:b w:val="0"/>
-          <w:i w:val="0"/>
-          <w:sz w:val="28"/>
-        </w:rPr>
-        <w:t>SELECT 'центр' AS сторона, "Название" FROM office."Конференция" WHERE "ID" = 7</w:t>
-      </w:r>
-    </w:p>
-    <w:p>
-      <w:pPr>
-        <w:spacing w:line="240" w:lineRule="auto" w:before="0" w:after="0"/>
-        <w:ind w:firstLine="0" w:left="0"/>
-        <w:jc w:val="left"/>
-      </w:pPr>
-      <w:r>
-        <w:rPr>
-          <w:rFonts w:ascii="Times New Roman" w:hAnsi="Times New Roman" w:cs="Times New Roman" w:eastAsia="Times New Roman"/>
-          <w:b w:val="0"/>
-          <w:i w:val="0"/>
-          <w:sz w:val="28"/>
-        </w:rPr>
-        <w:t>UNION ALL</w:t>
-      </w:r>
-    </w:p>
-    <w:p>
-      <w:pPr>
-        <w:spacing w:line="240" w:lineRule="auto" w:before="0" w:after="0"/>
-        <w:ind w:firstLine="0" w:left="0"/>
-        <w:jc w:val="left"/>
-      </w:pPr>
-      <w:r>
-        <w:rPr>
-          <w:rFonts w:ascii="Times New Roman" w:hAnsi="Times New Roman" w:cs="Times New Roman" w:eastAsia="Times New Roman"/>
-          <w:b w:val="0"/>
-          <w:i w:val="0"/>
-          <w:sz w:val="28"/>
-        </w:rPr>
-        <w:t>SELECT 'узел_4', "Название" FROM node4."Конференция" WHERE "ID" = 7;</w:t>
-      </w:r>
-    </w:p>
-    <w:p>
-      <w:pPr>
-        <w:spacing w:line="240" w:lineRule="auto" w:before="0" w:after="0"/>
-        <w:ind w:firstLine="0" w:left="0"/>
-        <w:jc w:val="left"/>
-      </w:pPr>
-      <w:r>
-        <w:rPr>
-          <w:rFonts w:ascii="Times New Roman" w:hAnsi="Times New Roman" w:cs="Times New Roman" w:eastAsia="Times New Roman"/>
-          <w:b w:val="0"/>
-          <w:i w:val="0"/>
-          <w:sz w:val="28"/>
-        </w:rPr>
-        <w:t xml:space="preserve"> </w:t>
-      </w:r>
-    </w:p>
-    <w:p>
-      <w:pPr>
-        <w:spacing w:line="240" w:lineRule="auto" w:before="0" w:after="0"/>
-        <w:ind w:firstLine="0" w:left="0"/>
-        <w:jc w:val="left"/>
-      </w:pPr>
-      <w:r>
-        <w:rPr>
-          <w:rFonts w:ascii="Times New Roman" w:hAnsi="Times New Roman" w:cs="Times New Roman" w:eastAsia="Times New Roman"/>
-          <w:b w:val="0"/>
-          <w:i w:val="0"/>
-          <w:sz w:val="28"/>
-        </w:rPr>
-        <w:t>CREATE OR REPLACE FUNCTION office.check_conflict()</w:t>
-      </w:r>
-    </w:p>
-    <w:p>
-      <w:pPr>
-        <w:spacing w:line="240" w:lineRule="auto" w:before="0" w:after="0"/>
-        <w:ind w:firstLine="0" w:left="0"/>
-        <w:jc w:val="left"/>
-      </w:pPr>
-      <w:r>
-        <w:rPr>
-          <w:rFonts w:ascii="Times New Roman" w:hAnsi="Times New Roman" w:cs="Times New Roman" w:eastAsia="Times New Roman"/>
-          <w:b w:val="0"/>
-          <w:i w:val="0"/>
-          <w:sz w:val="28"/>
-        </w:rPr>
-        <w:t>RETURNS void</w:t>
-      </w:r>
-    </w:p>
-    <w:p>
-      <w:pPr>
-        <w:spacing w:line="240" w:lineRule="auto" w:before="0" w:after="0"/>
-        <w:ind w:firstLine="0" w:left="0"/>
-        <w:jc w:val="left"/>
-      </w:pPr>
-      <w:r>
-        <w:rPr>
-          <w:rFonts w:ascii="Times New Roman" w:hAnsi="Times New Roman" w:cs="Times New Roman" w:eastAsia="Times New Roman"/>
-          <w:b w:val="0"/>
-          <w:i w:val="0"/>
-          <w:sz w:val="28"/>
-        </w:rPr>
-        <w:t>LANGUAGE plpgsql</w:t>
-      </w:r>
-    </w:p>
-    <w:p>
-      <w:pPr>
-        <w:spacing w:line="240" w:lineRule="auto" w:before="0" w:after="0"/>
-        <w:ind w:firstLine="0" w:left="0"/>
-        <w:jc w:val="left"/>
-      </w:pPr>
-      <w:r>
-        <w:rPr>
-          <w:rFonts w:ascii="Times New Roman" w:hAnsi="Times New Roman" w:cs="Times New Roman" w:eastAsia="Times New Roman"/>
-          <w:b w:val="0"/>
-          <w:i w:val="0"/>
-          <w:sz w:val="28"/>
-        </w:rPr>
-        <w:t>AS $$</w:t>
-      </w:r>
-    </w:p>
-    <w:p>
-      <w:pPr>
-        <w:spacing w:line="240" w:lineRule="auto" w:before="0" w:after="0"/>
-        <w:ind w:firstLine="0" w:left="0"/>
-        <w:jc w:val="left"/>
-      </w:pPr>
-      <w:r>
-        <w:rPr>
-          <w:rFonts w:ascii="Times New Roman" w:hAnsi="Times New Roman" w:cs="Times New Roman" w:eastAsia="Times New Roman"/>
-          <w:b w:val="0"/>
-          <w:i w:val="0"/>
-          <w:sz w:val="28"/>
-        </w:rPr>
-        <w:t>DECLARE</w:t>
-      </w:r>
-    </w:p>
-    <w:p>
-      <w:pPr>
-        <w:spacing w:line="240" w:lineRule="auto" w:before="0" w:after="0"/>
-        <w:ind w:firstLine="0" w:left="0"/>
-        <w:jc w:val="left"/>
-      </w:pPr>
-      <w:r>
-        <w:rPr>
-          <w:rFonts w:ascii="Times New Roman" w:hAnsi="Times New Roman" w:cs="Times New Roman" w:eastAsia="Times New Roman"/>
-          <w:b w:val="0"/>
-          <w:i w:val="0"/>
-          <w:sz w:val="28"/>
-        </w:rPr>
-        <w:t xml:space="preserve">  a text;</w:t>
-      </w:r>
-    </w:p>
-    <w:p>
-      <w:pPr>
-        <w:spacing w:line="240" w:lineRule="auto" w:before="0" w:after="0"/>
-        <w:ind w:firstLine="0" w:left="0"/>
-        <w:jc w:val="left"/>
-      </w:pPr>
-      <w:r>
-        <w:rPr>
-          <w:rFonts w:ascii="Times New Roman" w:hAnsi="Times New Roman" w:cs="Times New Roman" w:eastAsia="Times New Roman"/>
-          <w:b w:val="0"/>
-          <w:i w:val="0"/>
-          <w:sz w:val="28"/>
-        </w:rPr>
-        <w:t xml:space="preserve">  b text;</w:t>
-      </w:r>
-    </w:p>
-    <w:p>
-      <w:pPr>
-        <w:spacing w:line="240" w:lineRule="auto" w:before="0" w:after="0"/>
-        <w:ind w:firstLine="0" w:left="0"/>
-        <w:jc w:val="left"/>
-      </w:pPr>
-      <w:r>
-        <w:rPr>
-          <w:rFonts w:ascii="Times New Roman" w:hAnsi="Times New Roman" w:cs="Times New Roman" w:eastAsia="Times New Roman"/>
-          <w:b w:val="0"/>
-          <w:i w:val="0"/>
-          <w:sz w:val="28"/>
-        </w:rPr>
-        <w:t>BEGIN</w:t>
-      </w:r>
-    </w:p>
-    <w:p>
-      <w:pPr>
-        <w:spacing w:line="240" w:lineRule="auto" w:before="0" w:after="0"/>
-        <w:ind w:firstLine="0" w:left="0"/>
-        <w:jc w:val="left"/>
-      </w:pPr>
-      <w:r>
-        <w:rPr>
-          <w:rFonts w:ascii="Times New Roman" w:hAnsi="Times New Roman" w:cs="Times New Roman" w:eastAsia="Times New Roman"/>
-          <w:b w:val="0"/>
-          <w:i w:val="0"/>
-          <w:sz w:val="28"/>
-        </w:rPr>
-        <w:t xml:space="preserve">  SELECT "Название" INTO a FROM office."Конференция" WHERE "ID" = 7;</w:t>
-      </w:r>
-    </w:p>
-    <w:p>
-      <w:pPr>
-        <w:spacing w:line="240" w:lineRule="auto" w:before="0" w:after="0"/>
-        <w:ind w:firstLine="0" w:left="0"/>
-        <w:jc w:val="left"/>
-      </w:pPr>
-      <w:r>
-        <w:rPr>
-          <w:rFonts w:ascii="Times New Roman" w:hAnsi="Times New Roman" w:cs="Times New Roman" w:eastAsia="Times New Roman"/>
-          <w:b w:val="0"/>
-          <w:i w:val="0"/>
-          <w:sz w:val="28"/>
-        </w:rPr>
-        <w:t xml:space="preserve">  SELECT "Название" INTO b FROM node4."Конференция" WHERE "ID" = 7;</w:t>
-      </w:r>
-    </w:p>
-    <w:p>
-      <w:pPr>
-        <w:spacing w:line="240" w:lineRule="auto" w:before="0" w:after="0"/>
-        <w:ind w:firstLine="0" w:left="0"/>
-        <w:jc w:val="left"/>
-      </w:pPr>
-      <w:r>
-        <w:rPr>
-          <w:rFonts w:ascii="Times New Roman" w:hAnsi="Times New Roman" w:cs="Times New Roman" w:eastAsia="Times New Roman"/>
-          <w:b w:val="0"/>
-          <w:i w:val="0"/>
-          <w:sz w:val="28"/>
-        </w:rPr>
-        <w:t xml:space="preserve">  IF a IS DISTINCT FROM b THEN</w:t>
-      </w:r>
-    </w:p>
-    <w:p>
-      <w:pPr>
-        <w:spacing w:line="240" w:lineRule="auto" w:before="0" w:after="0"/>
-        <w:ind w:firstLine="0" w:left="0"/>
-        <w:jc w:val="left"/>
-      </w:pPr>
-      <w:r>
-        <w:rPr>
-          <w:rFonts w:ascii="Times New Roman" w:hAnsi="Times New Roman" w:cs="Times New Roman" w:eastAsia="Times New Roman"/>
-          <w:b w:val="0"/>
-          <w:i w:val="0"/>
-          <w:sz w:val="28"/>
-        </w:rPr>
-        <w:t xml:space="preserve">    RAISE EXCEPTION 'конфликт репликации: центр [%], узел [%]', a, b;</w:t>
-      </w:r>
-    </w:p>
-    <w:p>
-      <w:pPr>
-        <w:spacing w:line="240" w:lineRule="auto" w:before="0" w:after="0"/>
-        <w:ind w:firstLine="0" w:left="0"/>
-        <w:jc w:val="left"/>
-      </w:pPr>
-      <w:r>
-        <w:rPr>
-          <w:rFonts w:ascii="Times New Roman" w:hAnsi="Times New Roman" w:cs="Times New Roman" w:eastAsia="Times New Roman"/>
-          <w:b w:val="0"/>
-          <w:i w:val="0"/>
-          <w:sz w:val="28"/>
-        </w:rPr>
-        <w:t xml:space="preserve">  END IF;</w:t>
-      </w:r>
-    </w:p>
-    <w:p>
-      <w:pPr>
-        <w:spacing w:line="240" w:lineRule="auto" w:before="0" w:after="0"/>
-        <w:ind w:firstLine="0" w:left="0"/>
-        <w:jc w:val="left"/>
-      </w:pPr>
-      <w:r>
-        <w:rPr>
-          <w:rFonts w:ascii="Times New Roman" w:hAnsi="Times New Roman" w:cs="Times New Roman" w:eastAsia="Times New Roman"/>
-          <w:b w:val="0"/>
-          <w:i w:val="0"/>
-          <w:sz w:val="28"/>
-        </w:rPr>
-        <w:t>END;</w:t>
-      </w:r>
-    </w:p>
-    <w:p>
-      <w:pPr>
-        <w:spacing w:line="240" w:lineRule="auto" w:before="0" w:after="0"/>
-        <w:ind w:firstLine="0" w:left="0"/>
-        <w:jc w:val="left"/>
-      </w:pPr>
-      <w:r>
-        <w:rPr>
-          <w:rFonts w:ascii="Times New Roman" w:hAnsi="Times New Roman" w:cs="Times New Roman" w:eastAsia="Times New Roman"/>
-          <w:b w:val="0"/>
-          <w:i w:val="0"/>
-          <w:sz w:val="28"/>
-        </w:rPr>
-        <w:t>$$;</w:t>
-      </w:r>
-    </w:p>
-    <w:p>
-      <w:pPr>
-        <w:spacing w:line="240" w:lineRule="auto" w:before="0" w:after="0"/>
-        <w:ind w:firstLine="0" w:left="0"/>
-        <w:jc w:val="left"/>
-      </w:pPr>
-      <w:r>
-        <w:rPr>
-          <w:rFonts w:ascii="Times New Roman" w:hAnsi="Times New Roman" w:cs="Times New Roman" w:eastAsia="Times New Roman"/>
-          <w:b w:val="0"/>
-          <w:i w:val="0"/>
-          <w:sz w:val="28"/>
-        </w:rPr>
-        <w:t xml:space="preserve"> </w:t>
-      </w:r>
-    </w:p>
-    <w:p>
-      <w:pPr>
-        <w:spacing w:line="240" w:lineRule="auto" w:before="0" w:after="0"/>
-        <w:ind w:firstLine="0" w:left="0"/>
-        <w:jc w:val="left"/>
-      </w:pPr>
-      <w:r>
-        <w:rPr>
-          <w:rFonts w:ascii="Times New Roman" w:hAnsi="Times New Roman" w:cs="Times New Roman" w:eastAsia="Times New Roman"/>
-          <w:b w:val="0"/>
-          <w:i w:val="0"/>
-          <w:sz w:val="28"/>
-        </w:rPr>
-        <w:t>SELECT office.check_conflict();</w:t>
-      </w:r>
-    </w:p>
-    <w:p>
-      <w:pPr>
-        <w:spacing w:line="360" w:lineRule="auto" w:before="0" w:after="0"/>
-        <w:ind w:firstLine="709" w:left="0"/>
-        <w:jc w:val="both"/>
-      </w:pPr>
-      <w:r>
-        <w:rPr>
-          <w:rFonts w:ascii="Times New Roman" w:hAnsi="Times New Roman" w:cs="Times New Roman" w:eastAsia="Times New Roman"/>
-          <w:b w:val="0"/>
-          <w:i w:val="0"/>
-          <w:sz w:val="28"/>
-        </w:rPr>
-        <w:t>Ответ сервера на сверку:</w:t>
-      </w:r>
-    </w:p>
-    <w:p>
-      <w:pPr>
-        <w:spacing w:line="240" w:lineRule="auto" w:before="0" w:after="0"/>
-        <w:ind w:firstLine="0" w:left="0"/>
-        <w:jc w:val="left"/>
-      </w:pPr>
-      <w:r>
-        <w:rPr>
-          <w:rFonts w:ascii="Times New Roman" w:hAnsi="Times New Roman" w:cs="Times New Roman" w:eastAsia="Times New Roman"/>
-          <w:b w:val="0"/>
-          <w:i w:val="0"/>
-          <w:sz w:val="28"/>
-        </w:rPr>
-        <w:t>INSERT 0 1</w:t>
-      </w:r>
-    </w:p>
-    <w:p>
-      <w:pPr>
-        <w:spacing w:line="240" w:lineRule="auto" w:before="0" w:after="0"/>
-        <w:ind w:firstLine="0" w:left="0"/>
-        <w:jc w:val="left"/>
-      </w:pPr>
-      <w:r>
-        <w:rPr>
-          <w:rFonts w:ascii="Times New Roman" w:hAnsi="Times New Roman" w:cs="Times New Roman" w:eastAsia="Times New Roman"/>
-          <w:b w:val="0"/>
-          <w:i w:val="0"/>
-          <w:sz w:val="28"/>
-        </w:rPr>
-        <w:t>INSERT 0 1</w:t>
-      </w:r>
-    </w:p>
-    <w:p>
-      <w:pPr>
-        <w:spacing w:line="240" w:lineRule="auto" w:before="0" w:after="0"/>
-        <w:ind w:firstLine="0" w:left="0"/>
-        <w:jc w:val="left"/>
-      </w:pPr>
-      <w:r>
-        <w:rPr>
-          <w:rFonts w:ascii="Times New Roman" w:hAnsi="Times New Roman" w:cs="Times New Roman" w:eastAsia="Times New Roman"/>
-          <w:b w:val="0"/>
-          <w:i w:val="0"/>
-          <w:sz w:val="28"/>
-        </w:rPr>
-        <w:t>UPDATE 1</w:t>
-      </w:r>
-    </w:p>
-    <w:p>
-      <w:pPr>
-        <w:spacing w:line="240" w:lineRule="auto" w:before="0" w:after="0"/>
-        <w:ind w:firstLine="0" w:left="0"/>
-        <w:jc w:val="left"/>
-      </w:pPr>
-      <w:r>
-        <w:rPr>
-          <w:rFonts w:ascii="Times New Roman" w:hAnsi="Times New Roman" w:cs="Times New Roman" w:eastAsia="Times New Roman"/>
-          <w:b w:val="0"/>
-          <w:i w:val="0"/>
-          <w:sz w:val="28"/>
-        </w:rPr>
-        <w:t>UPDATE 1</w:t>
-      </w:r>
-    </w:p>
-    <w:p>
-      <w:pPr>
-        <w:spacing w:line="240" w:lineRule="auto" w:before="0" w:after="0"/>
-        <w:ind w:firstLine="0" w:left="0"/>
-        <w:jc w:val="left"/>
-      </w:pPr>
-      <w:r>
-        <w:rPr>
-          <w:rFonts w:ascii="Times New Roman" w:hAnsi="Times New Roman" w:cs="Times New Roman" w:eastAsia="Times New Roman"/>
-          <w:b w:val="0"/>
-          <w:i w:val="0"/>
-          <w:sz w:val="28"/>
-        </w:rPr>
-        <w:t xml:space="preserve"> </w:t>
-      </w:r>
-    </w:p>
-    <w:p>
-      <w:pPr>
-        <w:spacing w:line="240" w:lineRule="auto" w:before="0" w:after="0"/>
-        <w:ind w:firstLine="0" w:left="0"/>
-        <w:jc w:val="left"/>
-      </w:pPr>
-      <w:r>
-        <w:rPr>
-          <w:rFonts w:ascii="Times New Roman" w:hAnsi="Times New Roman" w:cs="Times New Roman" w:eastAsia="Times New Roman"/>
-          <w:b w:val="0"/>
-          <w:i w:val="0"/>
-          <w:sz w:val="28"/>
-        </w:rPr>
-        <w:t xml:space="preserve"> сторона |        Название</w:t>
-      </w:r>
-    </w:p>
-    <w:p>
-      <w:pPr>
-        <w:spacing w:line="240" w:lineRule="auto" w:before="0" w:after="0"/>
-        <w:ind w:firstLine="0" w:left="0"/>
-        <w:jc w:val="left"/>
-      </w:pPr>
-      <w:r>
-        <w:rPr>
-          <w:rFonts w:ascii="Times New Roman" w:hAnsi="Times New Roman" w:cs="Times New Roman" w:eastAsia="Times New Roman"/>
-          <w:b w:val="0"/>
-          <w:i w:val="0"/>
-          <w:sz w:val="28"/>
-        </w:rPr>
-        <w:t>---------+-------------------------</w:t>
-      </w:r>
-    </w:p>
-    <w:p>
-      <w:pPr>
-        <w:spacing w:line="240" w:lineRule="auto" w:before="0" w:after="0"/>
-        <w:ind w:firstLine="0" w:left="0"/>
-        <w:jc w:val="left"/>
-      </w:pPr>
-      <w:r>
-        <w:rPr>
-          <w:rFonts w:ascii="Times New Roman" w:hAnsi="Times New Roman" w:cs="Times New Roman" w:eastAsia="Times New Roman"/>
-          <w:b w:val="0"/>
-          <w:i w:val="0"/>
-          <w:sz w:val="28"/>
-        </w:rPr>
-        <w:t xml:space="preserve"> центр   | Цифровой вуз, пленарное</w:t>
-      </w:r>
-    </w:p>
-    <w:p>
-      <w:pPr>
-        <w:spacing w:line="240" w:lineRule="auto" w:before="0" w:after="0"/>
-        <w:ind w:firstLine="0" w:left="0"/>
-        <w:jc w:val="left"/>
-      </w:pPr>
-      <w:r>
-        <w:rPr>
-          <w:rFonts w:ascii="Times New Roman" w:hAnsi="Times New Roman" w:cs="Times New Roman" w:eastAsia="Times New Roman"/>
-          <w:b w:val="0"/>
-          <w:i w:val="0"/>
-          <w:sz w:val="28"/>
-        </w:rPr>
-        <w:t xml:space="preserve"> узел_4  | Цифровой вуз, секция</w:t>
-      </w:r>
-    </w:p>
-    <w:p>
-      <w:pPr>
-        <w:spacing w:line="240" w:lineRule="auto" w:before="0" w:after="0"/>
-        <w:ind w:firstLine="0" w:left="0"/>
-        <w:jc w:val="left"/>
-      </w:pPr>
-      <w:r>
-        <w:rPr>
-          <w:rFonts w:ascii="Times New Roman" w:hAnsi="Times New Roman" w:cs="Times New Roman" w:eastAsia="Times New Roman"/>
-          <w:b w:val="0"/>
-          <w:i w:val="0"/>
-          <w:sz w:val="28"/>
-        </w:rPr>
-        <w:t>(2 строки)</w:t>
-      </w:r>
-    </w:p>
-    <w:p>
-      <w:pPr>
-        <w:spacing w:line="240" w:lineRule="auto" w:before="0" w:after="0"/>
-        <w:ind w:firstLine="0" w:left="0"/>
-        <w:jc w:val="left"/>
-      </w:pPr>
-      <w:r>
-        <w:rPr>
-          <w:rFonts w:ascii="Times New Roman" w:hAnsi="Times New Roman" w:cs="Times New Roman" w:eastAsia="Times New Roman"/>
-          <w:b w:val="0"/>
-          <w:i w:val="0"/>
-          <w:sz w:val="28"/>
-        </w:rPr>
-        <w:t xml:space="preserve"> </w:t>
-      </w:r>
-    </w:p>
-    <w:p>
-      <w:pPr>
-        <w:spacing w:line="240" w:lineRule="auto" w:before="0" w:after="0"/>
-        <w:ind w:firstLine="0" w:left="0"/>
-        <w:jc w:val="left"/>
-      </w:pPr>
-      <w:r>
-        <w:rPr>
-          <w:rFonts w:ascii="Times New Roman" w:hAnsi="Times New Roman" w:cs="Times New Roman" w:eastAsia="Times New Roman"/>
-          <w:b w:val="0"/>
-          <w:i w:val="0"/>
-          <w:sz w:val="28"/>
-        </w:rPr>
-        <w:t>CREATE FUNCTION</w:t>
-      </w:r>
-    </w:p>
-    <w:p>
-      <w:pPr>
-        <w:spacing w:line="240" w:lineRule="auto" w:before="0" w:after="0"/>
-        <w:ind w:firstLine="0" w:left="0"/>
-        <w:jc w:val="left"/>
-      </w:pPr>
-      <w:r>
-        <w:rPr>
-          <w:rFonts w:ascii="Times New Roman" w:hAnsi="Times New Roman" w:cs="Times New Roman" w:eastAsia="Times New Roman"/>
-          <w:b w:val="0"/>
-          <w:i w:val="0"/>
-          <w:sz w:val="28"/>
-        </w:rPr>
-        <w:t>ERROR:  конфликт репликации: центр [Цифровой вуз, пленарное], узел [Цифровой вуз, секция]</w:t>
-      </w:r>
-    </w:p>
-    <w:p>
-      <w:pPr>
-        <w:spacing w:line="240" w:lineRule="auto" w:before="0" w:after="0"/>
-        <w:ind w:firstLine="0" w:left="0"/>
-        <w:jc w:val="left"/>
-      </w:pPr>
-      <w:r>
-        <w:rPr>
-          <w:rFonts w:ascii="Times New Roman" w:hAnsi="Times New Roman" w:cs="Times New Roman" w:eastAsia="Times New Roman"/>
-          <w:b w:val="0"/>
-          <w:i w:val="0"/>
-          <w:sz w:val="28"/>
-        </w:rPr>
-        <w:t>КОНТЕКСТ:  PL/pgSQL function office.check_conflict() line 9 at RAISE</w:t>
-      </w:r>
-    </w:p>
-    <w:p>
-      <w:pPr>
-        <w:spacing w:line="360" w:lineRule="auto" w:before="0" w:after="0"/>
-        <w:ind w:firstLine="709" w:left="0"/>
-        <w:jc w:val="both"/>
-      </w:pPr>
-      <w:r>
-        <w:rPr>
-          <w:rFonts w:ascii="Times New Roman" w:hAnsi="Times New Roman" w:cs="Times New Roman" w:eastAsia="Times New Roman"/>
-          <w:b w:val="0"/>
-          <w:i w:val="0"/>
-          <w:sz w:val="28"/>
-        </w:rPr>
-        <w:t>Названия до разрешения сведены в таблице 2.</w:t>
+        <w:t>Рисунок 3 — конференция 7 до разрешения конфликта</w:t>
       </w:r>
     </w:p>
     <w:p>
@@ -4019,7 +2350,64 @@
     <w:p/>
     <w:p>
       <w:pPr>
-        <w:spacing w:line="360" w:lineRule="auto" w:before="240" w:after="0"/>
+        <w:spacing w:line="240" w:lineRule="auto" w:before="0" w:after="0"/>
+        <w:ind w:firstLine="0" w:left="0"/>
+        <w:jc w:val="center"/>
+      </w:pPr>
+      <w:r>
+        <w:drawing>
+          <wp:inline xmlns:a="http://schemas.openxmlformats.org/drawingml/2006/main" xmlns:pic="http://schemas.openxmlformats.org/drawingml/2006/picture">
+            <wp:extent cx="5580000" cy="742112"/>
+            <wp:docPr id="4" name="Picture 4"/>
+            <wp:cNvGraphicFramePr>
+              <a:graphicFrameLocks noChangeAspect="1"/>
+            </wp:cNvGraphicFramePr>
+            <a:graphic>
+              <a:graphicData uri="http://schemas.openxmlformats.org/drawingml/2006/picture">
+                <pic:pic>
+                  <pic:nvPicPr>
+                    <pic:cNvPr id="0" name="error.png"/>
+                    <pic:cNvPicPr/>
+                  </pic:nvPicPr>
+                  <pic:blipFill>
+                    <a:blip r:embed="rId16"/>
+                    <a:stretch>
+                      <a:fillRect/>
+                    </a:stretch>
+                  </pic:blipFill>
+                  <pic:spPr>
+                    <a:xfrm>
+                      <a:off x="0" y="0"/>
+                      <a:ext cx="5580000" cy="742112"/>
+                    </a:xfrm>
+                    <a:prstGeom prst="rect"/>
+                  </pic:spPr>
+                </pic:pic>
+              </a:graphicData>
+            </a:graphic>
+          </wp:inline>
+        </w:drawing>
+      </w:r>
+    </w:p>
+    <w:p>
+      <w:pPr>
+        <w:spacing w:line="360" w:lineRule="auto" w:before="0" w:after="0"/>
+        <w:ind w:firstLine="0" w:left="0"/>
+        <w:jc w:val="center"/>
+      </w:pPr>
+      <w:r>
+        <w:rPr>
+          <w:rFonts w:ascii="Times New Roman" w:hAnsi="Times New Roman" w:cs="Times New Roman" w:eastAsia="Times New Roman"/>
+          <w:b w:val="0"/>
+          <w:i w:val="0"/>
+          <w:sz w:val="28"/>
+        </w:rPr>
+        <w:t>Рисунок 4 — отказ сверки при двух названиях</w:t>
+      </w:r>
+    </w:p>
+    <w:p>
+      <w:pPr>
+        <w:spacing w:line="360" w:lineRule="auto" w:before="0" w:after="0"/>
         <w:ind w:firstLine="709" w:left="0"/>
         <w:jc w:val="left"/>
       </w:pPr>
@@ -4030,7 +2418,7 @@
           <w:i w:val="0"/>
           <w:sz w:val="28"/>
         </w:rPr>
-        <w:t>3.4 Разрешение конфликта</w:t>
+        <w:t>3.3 Разрешение конфликта</w:t>
       </w:r>
     </w:p>
     <w:p>
@@ -4046,14 +2434,55 @@
           <w:i w:val="0"/>
           <w:sz w:val="28"/>
         </w:rPr>
-        <w:t>Разрешение оставляет значение центра. Узел получает «Цифровой вуз, пленарное». Повторная сверка уже не поднимает исключение и возвращает пустую строку результата. Оба SELECT после этого показывают одно название.</w:t>
+        <w:t>Разрешение оставляет значение центра. Узел получает «Цифровой вуз, пленарное». Повторная сверка проходит без ошибки. На рисунке 5 обе стороны возвращают одно название.</w:t>
       </w:r>
     </w:p>
     <w:p>
       <w:pPr>
         <w:spacing w:line="240" w:lineRule="auto" w:before="0" w:after="0"/>
         <w:ind w:firstLine="0" w:left="0"/>
-        <w:jc w:val="left"/>
+        <w:jc w:val="center"/>
+      </w:pPr>
+      <w:r>
+        <w:drawing>
+          <wp:inline xmlns:a="http://schemas.openxmlformats.org/drawingml/2006/main" xmlns:pic="http://schemas.openxmlformats.org/drawingml/2006/picture">
+            <wp:extent cx="5580000" cy="1070680"/>
+            <wp:docPr id="5" name="Picture 5"/>
+            <wp:cNvGraphicFramePr>
+              <a:graphicFrameLocks noChangeAspect="1"/>
+            </wp:cNvGraphicFramePr>
+            <a:graphic>
+              <a:graphicData uri="http://schemas.openxmlformats.org/drawingml/2006/picture">
+                <pic:pic>
+                  <pic:nvPicPr>
+                    <pic:cNvPr id="0" name="fixed.png"/>
+                    <pic:cNvPicPr/>
+                  </pic:nvPicPr>
+                  <pic:blipFill>
+                    <a:blip r:embed="rId17"/>
+                    <a:stretch>
+                      <a:fillRect/>
+                    </a:stretch>
+                  </pic:blipFill>
+                  <pic:spPr>
+                    <a:xfrm>
+                      <a:off x="0" y="0"/>
+                      <a:ext cx="5580000" cy="1070680"/>
+                    </a:xfrm>
+                    <a:prstGeom prst="rect"/>
+                  </pic:spPr>
+                </pic:pic>
+              </a:graphicData>
+            </a:graphic>
+          </wp:inline>
+        </w:drawing>
+      </w:r>
+    </w:p>
+    <w:p>
+      <w:pPr>
+        <w:spacing w:line="360" w:lineRule="auto" w:before="0" w:after="0"/>
+        <w:ind w:firstLine="0" w:left="0"/>
+        <w:jc w:val="center"/>
       </w:pPr>
       <w:r>
         <w:rPr>
@@ -4062,343 +2491,7 @@
           <w:i w:val="0"/>
           <w:sz w:val="28"/>
         </w:rPr>
-        <w:t>UPDATE node4."Конференция"</w:t>
-      </w:r>
-    </w:p>
-    <w:p>
-      <w:pPr>
-        <w:spacing w:line="240" w:lineRule="auto" w:before="0" w:after="0"/>
-        <w:ind w:firstLine="0" w:left="0"/>
-        <w:jc w:val="left"/>
-      </w:pPr>
-      <w:r>
-        <w:rPr>
-          <w:rFonts w:ascii="Times New Roman" w:hAnsi="Times New Roman" w:cs="Times New Roman" w:eastAsia="Times New Roman"/>
-          <w:b w:val="0"/>
-          <w:i w:val="0"/>
-          <w:sz w:val="28"/>
-        </w:rPr>
-        <w:t xml:space="preserve">   SET "Название" = (SELECT "Название" FROM office."Конференция" WHERE "ID" = 7)</w:t>
-      </w:r>
-    </w:p>
-    <w:p>
-      <w:pPr>
-        <w:spacing w:line="240" w:lineRule="auto" w:before="0" w:after="0"/>
-        <w:ind w:firstLine="0" w:left="0"/>
-        <w:jc w:val="left"/>
-      </w:pPr>
-      <w:r>
-        <w:rPr>
-          <w:rFonts w:ascii="Times New Roman" w:hAnsi="Times New Roman" w:cs="Times New Roman" w:eastAsia="Times New Roman"/>
-          <w:b w:val="0"/>
-          <w:i w:val="0"/>
-          <w:sz w:val="28"/>
-        </w:rPr>
-        <w:t xml:space="preserve"> WHERE "ID" = 7;</w:t>
-      </w:r>
-    </w:p>
-    <w:p>
-      <w:pPr>
-        <w:spacing w:line="240" w:lineRule="auto" w:before="0" w:after="0"/>
-        <w:ind w:firstLine="0" w:left="0"/>
-        <w:jc w:val="left"/>
-      </w:pPr>
-      <w:r>
-        <w:rPr>
-          <w:rFonts w:ascii="Times New Roman" w:hAnsi="Times New Roman" w:cs="Times New Roman" w:eastAsia="Times New Roman"/>
-          <w:b w:val="0"/>
-          <w:i w:val="0"/>
-          <w:sz w:val="28"/>
-        </w:rPr>
-        <w:t xml:space="preserve"> </w:t>
-      </w:r>
-    </w:p>
-    <w:p>
-      <w:pPr>
-        <w:spacing w:line="240" w:lineRule="auto" w:before="0" w:after="0"/>
-        <w:ind w:firstLine="0" w:left="0"/>
-        <w:jc w:val="left"/>
-      </w:pPr>
-      <w:r>
-        <w:rPr>
-          <w:rFonts w:ascii="Times New Roman" w:hAnsi="Times New Roman" w:cs="Times New Roman" w:eastAsia="Times New Roman"/>
-          <w:b w:val="0"/>
-          <w:i w:val="0"/>
-          <w:sz w:val="28"/>
-        </w:rPr>
-        <w:t>SELECT office.check_conflict();</w:t>
-      </w:r>
-    </w:p>
-    <w:p>
-      <w:pPr>
-        <w:spacing w:line="240" w:lineRule="auto" w:before="0" w:after="0"/>
-        <w:ind w:firstLine="0" w:left="0"/>
-        <w:jc w:val="left"/>
-      </w:pPr>
-      <w:r>
-        <w:rPr>
-          <w:rFonts w:ascii="Times New Roman" w:hAnsi="Times New Roman" w:cs="Times New Roman" w:eastAsia="Times New Roman"/>
-          <w:b w:val="0"/>
-          <w:i w:val="0"/>
-          <w:sz w:val="28"/>
-        </w:rPr>
-        <w:t xml:space="preserve"> </w:t>
-      </w:r>
-    </w:p>
-    <w:p>
-      <w:pPr>
-        <w:spacing w:line="240" w:lineRule="auto" w:before="0" w:after="0"/>
-        <w:ind w:firstLine="0" w:left="0"/>
-        <w:jc w:val="left"/>
-      </w:pPr>
-      <w:r>
-        <w:rPr>
-          <w:rFonts w:ascii="Times New Roman" w:hAnsi="Times New Roman" w:cs="Times New Roman" w:eastAsia="Times New Roman"/>
-          <w:b w:val="0"/>
-          <w:i w:val="0"/>
-          <w:sz w:val="28"/>
-        </w:rPr>
-        <w:t>SELECT 'центр' AS сторона, "Название" FROM office."Конференция" WHERE "ID" = 7</w:t>
-      </w:r>
-    </w:p>
-    <w:p>
-      <w:pPr>
-        <w:spacing w:line="240" w:lineRule="auto" w:before="0" w:after="0"/>
-        <w:ind w:firstLine="0" w:left="0"/>
-        <w:jc w:val="left"/>
-      </w:pPr>
-      <w:r>
-        <w:rPr>
-          <w:rFonts w:ascii="Times New Roman" w:hAnsi="Times New Roman" w:cs="Times New Roman" w:eastAsia="Times New Roman"/>
-          <w:b w:val="0"/>
-          <w:i w:val="0"/>
-          <w:sz w:val="28"/>
-        </w:rPr>
-        <w:t>UNION ALL</w:t>
-      </w:r>
-    </w:p>
-    <w:p>
-      <w:pPr>
-        <w:spacing w:line="240" w:lineRule="auto" w:before="0" w:after="0"/>
-        <w:ind w:firstLine="0" w:left="0"/>
-        <w:jc w:val="left"/>
-      </w:pPr>
-      <w:r>
-        <w:rPr>
-          <w:rFonts w:ascii="Times New Roman" w:hAnsi="Times New Roman" w:cs="Times New Roman" w:eastAsia="Times New Roman"/>
-          <w:b w:val="0"/>
-          <w:i w:val="0"/>
-          <w:sz w:val="28"/>
-        </w:rPr>
-        <w:t>SELECT 'узел_4', "Название" FROM node4."Конференция" WHERE "ID" = 7;</w:t>
-      </w:r>
-    </w:p>
-    <w:p>
-      <w:pPr>
-        <w:spacing w:line="360" w:lineRule="auto" w:before="0" w:after="0"/>
-        <w:ind w:firstLine="709" w:left="0"/>
-        <w:jc w:val="both"/>
-      </w:pPr>
-      <w:r>
-        <w:rPr>
-          <w:rFonts w:ascii="Times New Roman" w:hAnsi="Times New Roman" w:cs="Times New Roman" w:eastAsia="Times New Roman"/>
-          <w:b w:val="0"/>
-          <w:i w:val="0"/>
-          <w:sz w:val="28"/>
-        </w:rPr>
-        <w:t>Ответ сервера:</w:t>
-      </w:r>
-    </w:p>
-    <w:p>
-      <w:pPr>
-        <w:spacing w:line="240" w:lineRule="auto" w:before="0" w:after="0"/>
-        <w:ind w:firstLine="0" w:left="0"/>
-        <w:jc w:val="left"/>
-      </w:pPr>
-      <w:r>
-        <w:rPr>
-          <w:rFonts w:ascii="Times New Roman" w:hAnsi="Times New Roman" w:cs="Times New Roman" w:eastAsia="Times New Roman"/>
-          <w:b w:val="0"/>
-          <w:i w:val="0"/>
-          <w:sz w:val="28"/>
-        </w:rPr>
-        <w:t>UPDATE 1</w:t>
-      </w:r>
-    </w:p>
-    <w:p>
-      <w:pPr>
-        <w:spacing w:line="240" w:lineRule="auto" w:before="0" w:after="0"/>
-        <w:ind w:firstLine="0" w:left="0"/>
-        <w:jc w:val="left"/>
-      </w:pPr>
-      <w:r>
-        <w:rPr>
-          <w:rFonts w:ascii="Times New Roman" w:hAnsi="Times New Roman" w:cs="Times New Roman" w:eastAsia="Times New Roman"/>
-          <w:b w:val="0"/>
-          <w:i w:val="0"/>
-          <w:sz w:val="28"/>
-        </w:rPr>
-        <w:t xml:space="preserve"> </w:t>
-      </w:r>
-    </w:p>
-    <w:p>
-      <w:pPr>
-        <w:spacing w:line="240" w:lineRule="auto" w:before="0" w:after="0"/>
-        <w:ind w:firstLine="0" w:left="0"/>
-        <w:jc w:val="left"/>
-      </w:pPr>
-      <w:r>
-        <w:rPr>
-          <w:rFonts w:ascii="Times New Roman" w:hAnsi="Times New Roman" w:cs="Times New Roman" w:eastAsia="Times New Roman"/>
-          <w:b w:val="0"/>
-          <w:i w:val="0"/>
-          <w:sz w:val="28"/>
-        </w:rPr>
-        <w:t xml:space="preserve"> check_conflict</w:t>
-      </w:r>
-    </w:p>
-    <w:p>
-      <w:pPr>
-        <w:spacing w:line="240" w:lineRule="auto" w:before="0" w:after="0"/>
-        <w:ind w:firstLine="0" w:left="0"/>
-        <w:jc w:val="left"/>
-      </w:pPr>
-      <w:r>
-        <w:rPr>
-          <w:rFonts w:ascii="Times New Roman" w:hAnsi="Times New Roman" w:cs="Times New Roman" w:eastAsia="Times New Roman"/>
-          <w:b w:val="0"/>
-          <w:i w:val="0"/>
-          <w:sz w:val="28"/>
-        </w:rPr>
-        <w:t>----------------</w:t>
-      </w:r>
-    </w:p>
-    <w:p>
-      <w:pPr>
-        <w:spacing w:line="240" w:lineRule="auto" w:before="0" w:after="0"/>
-        <w:ind w:firstLine="0" w:left="0"/>
-        <w:jc w:val="left"/>
-      </w:pPr>
-      <w:r>
-        <w:rPr>
-          <w:rFonts w:ascii="Times New Roman" w:hAnsi="Times New Roman" w:cs="Times New Roman" w:eastAsia="Times New Roman"/>
-          <w:b w:val="0"/>
-          <w:i w:val="0"/>
-          <w:sz w:val="28"/>
-        </w:rPr>
-        <w:t xml:space="preserve"> </w:t>
-      </w:r>
-    </w:p>
-    <w:p>
-      <w:pPr>
-        <w:spacing w:line="240" w:lineRule="auto" w:before="0" w:after="0"/>
-        <w:ind w:firstLine="0" w:left="0"/>
-        <w:jc w:val="left"/>
-      </w:pPr>
-      <w:r>
-        <w:rPr>
-          <w:rFonts w:ascii="Times New Roman" w:hAnsi="Times New Roman" w:cs="Times New Roman" w:eastAsia="Times New Roman"/>
-          <w:b w:val="0"/>
-          <w:i w:val="0"/>
-          <w:sz w:val="28"/>
-        </w:rPr>
-        <w:t>(1 строка)</w:t>
-      </w:r>
-    </w:p>
-    <w:p>
-      <w:pPr>
-        <w:spacing w:line="240" w:lineRule="auto" w:before="0" w:after="0"/>
-        <w:ind w:firstLine="0" w:left="0"/>
-        <w:jc w:val="left"/>
-      </w:pPr>
-      <w:r>
-        <w:rPr>
-          <w:rFonts w:ascii="Times New Roman" w:hAnsi="Times New Roman" w:cs="Times New Roman" w:eastAsia="Times New Roman"/>
-          <w:b w:val="0"/>
-          <w:i w:val="0"/>
-          <w:sz w:val="28"/>
-        </w:rPr>
-        <w:t xml:space="preserve"> </w:t>
-      </w:r>
-    </w:p>
-    <w:p>
-      <w:pPr>
-        <w:spacing w:line="240" w:lineRule="auto" w:before="0" w:after="0"/>
-        <w:ind w:firstLine="0" w:left="0"/>
-        <w:jc w:val="left"/>
-      </w:pPr>
-      <w:r>
-        <w:rPr>
-          <w:rFonts w:ascii="Times New Roman" w:hAnsi="Times New Roman" w:cs="Times New Roman" w:eastAsia="Times New Roman"/>
-          <w:b w:val="0"/>
-          <w:i w:val="0"/>
-          <w:sz w:val="28"/>
-        </w:rPr>
-        <w:t xml:space="preserve"> сторона |        Название</w:t>
-      </w:r>
-    </w:p>
-    <w:p>
-      <w:pPr>
-        <w:spacing w:line="240" w:lineRule="auto" w:before="0" w:after="0"/>
-        <w:ind w:firstLine="0" w:left="0"/>
-        <w:jc w:val="left"/>
-      </w:pPr>
-      <w:r>
-        <w:rPr>
-          <w:rFonts w:ascii="Times New Roman" w:hAnsi="Times New Roman" w:cs="Times New Roman" w:eastAsia="Times New Roman"/>
-          <w:b w:val="0"/>
-          <w:i w:val="0"/>
-          <w:sz w:val="28"/>
-        </w:rPr>
-        <w:t>---------+-------------------------</w:t>
-      </w:r>
-    </w:p>
-    <w:p>
-      <w:pPr>
-        <w:spacing w:line="240" w:lineRule="auto" w:before="0" w:after="0"/>
-        <w:ind w:firstLine="0" w:left="0"/>
-        <w:jc w:val="left"/>
-      </w:pPr>
-      <w:r>
-        <w:rPr>
-          <w:rFonts w:ascii="Times New Roman" w:hAnsi="Times New Roman" w:cs="Times New Roman" w:eastAsia="Times New Roman"/>
-          <w:b w:val="0"/>
-          <w:i w:val="0"/>
-          <w:sz w:val="28"/>
-        </w:rPr>
-        <w:t xml:space="preserve"> центр   | Цифровой вуз, пленарное</w:t>
-      </w:r>
-    </w:p>
-    <w:p>
-      <w:pPr>
-        <w:spacing w:line="240" w:lineRule="auto" w:before="0" w:after="0"/>
-        <w:ind w:firstLine="0" w:left="0"/>
-        <w:jc w:val="left"/>
-      </w:pPr>
-      <w:r>
-        <w:rPr>
-          <w:rFonts w:ascii="Times New Roman" w:hAnsi="Times New Roman" w:cs="Times New Roman" w:eastAsia="Times New Roman"/>
-          <w:b w:val="0"/>
-          <w:i w:val="0"/>
-          <w:sz w:val="28"/>
-        </w:rPr>
-        <w:t xml:space="preserve"> узел_4  | Цифровой вуз, пленарное</w:t>
-      </w:r>
-    </w:p>
-    <w:p>
-      <w:pPr>
-        <w:spacing w:line="240" w:lineRule="auto" w:before="0" w:after="0"/>
-        <w:ind w:firstLine="0" w:left="0"/>
-        <w:jc w:val="left"/>
-      </w:pPr>
-      <w:r>
-        <w:rPr>
-          <w:rFonts w:ascii="Times New Roman" w:hAnsi="Times New Roman" w:cs="Times New Roman" w:eastAsia="Times New Roman"/>
-          <w:b w:val="0"/>
-          <w:i w:val="0"/>
-          <w:sz w:val="28"/>
-        </w:rPr>
-        <w:t>(2 строки)</w:t>
+        <w:t>Рисунок 5 — конференция 7 после выравнивания</w:t>
       </w:r>
     </w:p>
     <w:p>
@@ -4431,7 +2524,7 @@
           <w:i w:val="0"/>
           <w:sz w:val="28"/>
         </w:rPr>
-        <w:t>Фрагмент узла ограничен факультетом 4: Иванов Иван в выборке узла отсутствует, Сидорова Анна присутствует. Конфликт конференции 7 сервер объявил текстом «конфликт репликации: центр [Цифровой вуз, пленарное], узел [Цифровой вуз, секция]». После выравнивания на узле осталось название центра, повторная сверка прошла без ошибки, обе стороны вернули «Цифровой вуз, пленарное».</w:t>
+        <w:t>Фрагмент узла ограничен факультетом 4: в выборке центра две строки, на узле только Сидорова Анна. Иванов Иван, факультет 1, на узел не попал. Конфликт конференции 7 сервер объявил текстом «конфликт репликации: центр [Цифровой вуз, пленарное], узел [Цифровой вуз, секция]». После выравнивания обе стороны вернули «Цифровой вуз, пленарное».</w:t>
       </w:r>
     </w:p>
     <w:sectPr>
